--- a/data/concession-vologda/Приложение 7.docx
+++ b/data/concession-vologda/Приложение 7.docx
@@ -1,6 +1,6 @@
 
 <file path=word/document.xml><?xml version="1.0" encoding="utf-8"?>
-<w:document xmlns:wpc="http://schemas.microsoft.com/office/word/2010/wordprocessingCanvas" xmlns:cx="http://schemas.microsoft.com/office/drawing/2014/chartex" xmlns:cx1="http://schemas.microsoft.com/office/drawing/2015/9/8/chartex" xmlns:cx2="http://schemas.microsoft.com/office/drawing/2015/10/21/chartex" xmlns:cx3="http://schemas.microsoft.com/office/drawing/2016/5/9/chartex" xmlns:cx4="http://schemas.microsoft.com/office/drawing/2016/5/10/chartex" xmlns:cx5="http://schemas.microsoft.com/office/drawing/2016/5/11/chartex" xmlns:cx6="http://schemas.microsoft.com/office/drawing/2016/5/12/chartex" xmlns:cx7="http://schemas.microsoft.com/office/drawing/2016/5/13/chartex" xmlns:cx8="http://schemas.microsoft.com/office/drawing/2016/5/14/chartex" xmlns:mc="http://schemas.openxmlformats.org/markup-compatibility/2006" xmlns:aink="http://schemas.microsoft.com/office/drawing/2016/ink" xmlns:am3d="http://schemas.microsoft.com/office/drawing/2017/model3d" xmlns:o="urn:schemas-microsoft-com:office:office" xmlns:r="http://schemas.openxmlformats.org/officeDocument/2006/relationships" xmlns:m="http://schemas.openxmlformats.org/officeDocument/2006/math" xmlns:v="urn:schemas-microsoft-com:vml" xmlns:wp14="http://schemas.microsoft.com/office/word/2010/wordprocessingDrawing" xmlns:wp="http://schemas.openxmlformats.org/drawingml/2006/wordprocessingDrawing" xmlns:w10="urn:schemas-microsoft-com:office:word" xmlns:w="http://schemas.openxmlformats.org/wordprocessingml/2006/main" xmlns:w14="http://schemas.microsoft.com/office/word/2010/wordml" xmlns:w15="http://schemas.microsoft.com/office/word/2012/wordml" xmlns:w16cid="http://schemas.microsoft.com/office/word/2016/wordml/cid" xmlns:w16se="http://schemas.microsoft.com/office/word/2015/wordml/symex" xmlns:wpg="http://schemas.microsoft.com/office/word/2010/wordprocessingGroup" xmlns:wpi="http://schemas.microsoft.com/office/word/2010/wordprocessingInk" xmlns:wne="http://schemas.microsoft.com/office/word/2006/wordml" xmlns:wps="http://schemas.microsoft.com/office/word/2010/wordprocessingShape" mc:Ignorable="w14 w15 w16se w16cid wp14">
+<w:document xmlns:wpc="http://schemas.microsoft.com/office/word/2010/wordprocessingCanvas" xmlns:cx="http://schemas.microsoft.com/office/drawing/2014/chartex" xmlns:cx1="http://schemas.microsoft.com/office/drawing/2015/9/8/chartex" xmlns:cx2="http://schemas.microsoft.com/office/drawing/2015/10/21/chartex" xmlns:cx3="http://schemas.microsoft.com/office/drawing/2016/5/9/chartex" xmlns:cx4="http://schemas.microsoft.com/office/drawing/2016/5/10/chartex" xmlns:cx5="http://schemas.microsoft.com/office/drawing/2016/5/11/chartex" xmlns:cx6="http://schemas.microsoft.com/office/drawing/2016/5/12/chartex" xmlns:cx7="http://schemas.microsoft.com/office/drawing/2016/5/13/chartex" xmlns:cx8="http://schemas.microsoft.com/office/drawing/2016/5/14/chartex" xmlns:mc="http://schemas.openxmlformats.org/markup-compatibility/2006" xmlns:aink="http://schemas.microsoft.com/office/drawing/2016/ink" xmlns:am3d="http://schemas.microsoft.com/office/drawing/2017/model3d" xmlns:o="urn:schemas-microsoft-com:office:office" xmlns:oel="http://schemas.microsoft.com/office/2019/extlst" xmlns:r="http://schemas.openxmlformats.org/officeDocument/2006/relationships" xmlns:m="http://schemas.openxmlformats.org/officeDocument/2006/math" xmlns:v="urn:schemas-microsoft-com:vml" xmlns:wp14="http://schemas.microsoft.com/office/word/2010/wordprocessingDrawing" xmlns:wp="http://schemas.openxmlformats.org/drawingml/2006/wordprocessingDrawing" xmlns:w10="urn:schemas-microsoft-com:office:word" xmlns:w="http://schemas.openxmlformats.org/wordprocessingml/2006/main" xmlns:w14="http://schemas.microsoft.com/office/word/2010/wordml" xmlns:w15="http://schemas.microsoft.com/office/word/2012/wordml" xmlns:w16cex="http://schemas.microsoft.com/office/word/2018/wordml/cex" xmlns:w16cid="http://schemas.microsoft.com/office/word/2016/wordml/cid" xmlns:w16="http://schemas.microsoft.com/office/word/2018/wordml" xmlns:w16du="http://schemas.microsoft.com/office/word/2023/wordml/word16du" xmlns:w16sdtdh="http://schemas.microsoft.com/office/word/2020/wordml/sdtdatahash" xmlns:w16sdtfl="http://schemas.microsoft.com/office/word/2024/wordml/sdtformatlock" xmlns:w16se="http://schemas.microsoft.com/office/word/2015/wordml/symex" xmlns:wpg="http://schemas.microsoft.com/office/word/2010/wordprocessingGroup" xmlns:wpi="http://schemas.microsoft.com/office/word/2010/wordprocessingInk" xmlns:wne="http://schemas.microsoft.com/office/word/2006/wordml" xmlns:wps="http://schemas.microsoft.com/office/word/2010/wordprocessingShape" mc:Ignorable="w14 w15 w16se w16cid w16 w16cex w16sdtdh w16sdtfl w16du wp14">
   <w:body>
     <w:p>
       <w:pPr>
@@ -123,10 +123,6 @@
       <w:pPr>
         <w:pStyle w:val="16"/>
         <w:widowControl w:val="0"/>
-        <w:numPr>
-          <w:ilvl w:val="0"/>
-          <w:numId w:val="1"/>
-        </w:numPr>
         <w:spacing w:after="240" w:line="240" w:lineRule="auto"/>
         <w:ind w:left="709" w:hanging="709"/>
         <w:jc w:val="both"/>
@@ -142,7 +138,22 @@
           <w:b/>
           <w:sz w:val="24"/>
         </w:rPr>
-        <w:lastRenderedPageBreak/>
+        <w:t>1.</w:t>
+      </w:r>
+      <w:r>
+        <w:rPr>
+          <w:rFonts w:ascii="Times New Roman" w:hAnsi="Times New Roman"/>
+          <w:b/>
+          <w:sz w:val="24"/>
+        </w:rPr>
+        <w:tab/>
+      </w:r>
+      <w:r>
+        <w:rPr>
+          <w:rFonts w:ascii="Times New Roman" w:hAnsi="Times New Roman"/>
+          <w:b/>
+          <w:sz w:val="24"/>
+        </w:rPr>
         <w:t>Общие положения</w:t>
       </w:r>
     </w:p>
@@ -150,10 +161,6 @@
       <w:pPr>
         <w:pStyle w:val="16"/>
         <w:widowControl w:val="0"/>
-        <w:numPr>
-          <w:ilvl w:val="1"/>
-          <w:numId w:val="1"/>
-        </w:numPr>
         <w:spacing w:after="240" w:line="240" w:lineRule="auto"/>
         <w:ind w:left="709" w:hanging="709"/>
         <w:jc w:val="both"/>
@@ -167,33 +174,27 @@
           <w:rFonts w:ascii="Times New Roman" w:hAnsi="Times New Roman"/>
           <w:sz w:val="24"/>
         </w:rPr>
-        <w:t xml:space="preserve">Настоящее Приложение определяет порядок выплаты Платы </w:t>
-      </w:r>
-      <w:proofErr w:type="spellStart"/>
-      <w:r>
-        <w:rPr>
-          <w:rFonts w:ascii="Times New Roman" w:hAnsi="Times New Roman"/>
-          <w:sz w:val="24"/>
-        </w:rPr>
-        <w:t>Концедента</w:t>
-      </w:r>
-      <w:proofErr w:type="spellEnd"/>
-      <w:r>
-        <w:rPr>
-          <w:rFonts w:ascii="Times New Roman" w:hAnsi="Times New Roman"/>
-          <w:sz w:val="24"/>
-        </w:rPr>
-        <w:t xml:space="preserve"> в соответствии с пунктом 12.3 Соглашения.</w:t>
+        <w:t>1.1.</w:t>
+      </w:r>
+      <w:r>
+        <w:rPr>
+          <w:rFonts w:ascii="Times New Roman" w:hAnsi="Times New Roman"/>
+          <w:sz w:val="24"/>
+        </w:rPr>
+        <w:tab/>
+      </w:r>
+      <w:r>
+        <w:rPr>
+          <w:rFonts w:ascii="Times New Roman" w:hAnsi="Times New Roman"/>
+          <w:sz w:val="24"/>
+        </w:rPr>
+        <w:t>Настоящее Приложение определяет порядок выплаты Платы Концедента в соответствии с пунктом 12.3 Соглашения.</w:t>
       </w:r>
     </w:p>
     <w:p>
       <w:pPr>
         <w:pStyle w:val="16"/>
         <w:widowControl w:val="0"/>
-        <w:numPr>
-          <w:ilvl w:val="1"/>
-          <w:numId w:val="1"/>
-        </w:numPr>
         <w:spacing w:after="240" w:line="240" w:lineRule="auto"/>
         <w:ind w:left="709" w:hanging="709"/>
         <w:jc w:val="both"/>
@@ -202,6 +203,20 @@
           <w:sz w:val="24"/>
         </w:rPr>
       </w:pPr>
+      <w:r>
+        <w:rPr>
+          <w:rFonts w:ascii="Times New Roman" w:hAnsi="Times New Roman"/>
+          <w:sz w:val="24"/>
+        </w:rPr>
+        <w:t>1.2.</w:t>
+      </w:r>
+      <w:r>
+        <w:rPr>
+          <w:rFonts w:ascii="Times New Roman" w:hAnsi="Times New Roman"/>
+          <w:sz w:val="24"/>
+        </w:rPr>
+        <w:tab/>
+      </w:r>
       <w:r>
         <w:rPr>
           <w:rFonts w:ascii="Times New Roman" w:hAnsi="Times New Roman"/>
@@ -214,10 +229,6 @@
       <w:pPr>
         <w:pStyle w:val="16"/>
         <w:widowControl w:val="0"/>
-        <w:numPr>
-          <w:ilvl w:val="1"/>
-          <w:numId w:val="1"/>
-        </w:numPr>
         <w:spacing w:after="240" w:line="240" w:lineRule="auto"/>
         <w:ind w:left="709" w:hanging="709"/>
         <w:jc w:val="both"/>
@@ -226,6 +237,20 @@
           <w:sz w:val="24"/>
         </w:rPr>
       </w:pPr>
+      <w:r>
+        <w:rPr>
+          <w:rFonts w:ascii="Times New Roman" w:hAnsi="Times New Roman"/>
+          <w:sz w:val="24"/>
+        </w:rPr>
+        <w:t>1.3.</w:t>
+      </w:r>
+      <w:r>
+        <w:rPr>
+          <w:rFonts w:ascii="Times New Roman" w:hAnsi="Times New Roman"/>
+          <w:sz w:val="24"/>
+        </w:rPr>
+        <w:tab/>
+      </w:r>
       <w:r>
         <w:rPr>
           <w:rFonts w:ascii="Times New Roman" w:hAnsi="Times New Roman"/>
@@ -238,10 +263,6 @@
       <w:pPr>
         <w:pStyle w:val="16"/>
         <w:widowControl w:val="0"/>
-        <w:numPr>
-          <w:ilvl w:val="1"/>
-          <w:numId w:val="1"/>
-        </w:numPr>
         <w:spacing w:after="240" w:line="240" w:lineRule="auto"/>
         <w:ind w:left="709" w:hanging="709"/>
         <w:jc w:val="both"/>
@@ -255,23 +276,21 @@
           <w:rFonts w:ascii="Times New Roman" w:hAnsi="Times New Roman"/>
           <w:sz w:val="24"/>
         </w:rPr>
-        <w:t xml:space="preserve">Плата </w:t>
-      </w:r>
-      <w:proofErr w:type="spellStart"/>
-      <w:r>
-        <w:rPr>
-          <w:rFonts w:ascii="Times New Roman" w:hAnsi="Times New Roman"/>
-          <w:sz w:val="24"/>
-        </w:rPr>
-        <w:t>Концедента</w:t>
-      </w:r>
-      <w:proofErr w:type="spellEnd"/>
-      <w:r>
-        <w:rPr>
-          <w:rFonts w:ascii="Times New Roman" w:hAnsi="Times New Roman"/>
-          <w:sz w:val="24"/>
-        </w:rPr>
-        <w:t xml:space="preserve"> является регулярным обязательным платежом в форме финансового обеспечения на этапе </w:t>
+        <w:t>1.4.</w:t>
+      </w:r>
+      <w:r>
+        <w:rPr>
+          <w:rFonts w:ascii="Times New Roman" w:hAnsi="Times New Roman"/>
+          <w:sz w:val="24"/>
+        </w:rPr>
+        <w:tab/>
+      </w:r>
+      <w:r>
+        <w:rPr>
+          <w:rFonts w:ascii="Times New Roman" w:hAnsi="Times New Roman"/>
+          <w:sz w:val="24"/>
+        </w:rPr>
+        <w:t xml:space="preserve">Плата Концедента является регулярным обязательным платежом в форме финансового обеспечения на этапе </w:t>
       </w:r>
       <w:r>
         <w:rPr>
@@ -299,33 +318,13 @@
           <w:rFonts w:ascii="Times New Roman" w:hAnsi="Times New Roman"/>
           <w:sz w:val="24"/>
         </w:rPr>
-        <w:t xml:space="preserve">мущества </w:t>
-      </w:r>
-      <w:proofErr w:type="spellStart"/>
-      <w:r>
-        <w:rPr>
-          <w:rFonts w:ascii="Times New Roman" w:hAnsi="Times New Roman"/>
-          <w:sz w:val="24"/>
-        </w:rPr>
-        <w:t>Концедента</w:t>
-      </w:r>
-      <w:proofErr w:type="spellEnd"/>
-      <w:r>
-        <w:rPr>
-          <w:rFonts w:ascii="Times New Roman" w:hAnsi="Times New Roman"/>
-          <w:sz w:val="24"/>
-        </w:rPr>
-        <w:t>, в том числе на техническое обслуживание Объекта Соглашения.</w:t>
+        <w:t>мущества Концедента, в том числе на техническое обслуживание Объекта Соглашения.</w:t>
       </w:r>
     </w:p>
     <w:p>
       <w:pPr>
         <w:pStyle w:val="16"/>
         <w:widowControl w:val="0"/>
-        <w:numPr>
-          <w:ilvl w:val="1"/>
-          <w:numId w:val="1"/>
-        </w:numPr>
         <w:spacing w:after="240" w:line="240" w:lineRule="auto"/>
         <w:ind w:left="709" w:hanging="709"/>
         <w:jc w:val="both"/>
@@ -334,6 +333,20 @@
           <w:sz w:val="24"/>
         </w:rPr>
       </w:pPr>
+      <w:r>
+        <w:rPr>
+          <w:rFonts w:ascii="Times New Roman" w:hAnsi="Times New Roman"/>
+          <w:sz w:val="24"/>
+        </w:rPr>
+        <w:t>1.5.</w:t>
+      </w:r>
+      <w:r>
+        <w:rPr>
+          <w:rFonts w:ascii="Times New Roman" w:hAnsi="Times New Roman"/>
+          <w:sz w:val="24"/>
+        </w:rPr>
+        <w:tab/>
+      </w:r>
       <w:r>
         <w:rPr>
           <w:rFonts w:ascii="Times New Roman" w:hAnsi="Times New Roman"/>
@@ -375,10 +388,6 @@
       <w:pPr>
         <w:pStyle w:val="16"/>
         <w:widowControl w:val="0"/>
-        <w:numPr>
-          <w:ilvl w:val="0"/>
-          <w:numId w:val="1"/>
-        </w:numPr>
         <w:spacing w:after="240" w:line="240" w:lineRule="auto"/>
         <w:ind w:left="709" w:hanging="709"/>
         <w:jc w:val="both"/>
@@ -394,6 +403,22 @@
           <w:b/>
           <w:sz w:val="24"/>
         </w:rPr>
+        <w:t>2.</w:t>
+      </w:r>
+      <w:r>
+        <w:rPr>
+          <w:rFonts w:ascii="Times New Roman" w:hAnsi="Times New Roman"/>
+          <w:b/>
+          <w:sz w:val="24"/>
+        </w:rPr>
+        <w:tab/>
+      </w:r>
+      <w:r>
+        <w:rPr>
+          <w:rFonts w:ascii="Times New Roman" w:hAnsi="Times New Roman"/>
+          <w:b/>
+          <w:sz w:val="24"/>
+        </w:rPr>
         <w:t xml:space="preserve">Порядок расчета </w:t>
       </w:r>
       <w:r>
@@ -410,27 +435,13 @@
           <w:b/>
           <w:sz w:val="24"/>
         </w:rPr>
-        <w:t xml:space="preserve">латы </w:t>
-      </w:r>
-      <w:proofErr w:type="spellStart"/>
-      <w:r>
-        <w:rPr>
-          <w:rFonts w:ascii="Times New Roman" w:hAnsi="Times New Roman"/>
-          <w:b/>
-          <w:sz w:val="24"/>
-        </w:rPr>
-        <w:t>Концедента</w:t>
-      </w:r>
-      <w:proofErr w:type="spellEnd"/>
+        <w:t>латы Концедента</w:t>
+      </w:r>
     </w:p>
     <w:p>
       <w:pPr>
         <w:pStyle w:val="16"/>
         <w:widowControl w:val="0"/>
-        <w:numPr>
-          <w:ilvl w:val="1"/>
-          <w:numId w:val="1"/>
-        </w:numPr>
         <w:spacing w:after="240" w:line="240" w:lineRule="auto"/>
         <w:ind w:left="709" w:hanging="709"/>
         <w:jc w:val="both"/>
@@ -444,33 +455,27 @@
           <w:rFonts w:ascii="Times New Roman" w:hAnsi="Times New Roman"/>
           <w:sz w:val="24"/>
         </w:rPr>
-        <w:t xml:space="preserve">Плата </w:t>
-      </w:r>
-      <w:proofErr w:type="spellStart"/>
-      <w:r>
-        <w:rPr>
-          <w:rFonts w:ascii="Times New Roman" w:hAnsi="Times New Roman"/>
-          <w:sz w:val="24"/>
-        </w:rPr>
-        <w:t>Концедента</w:t>
-      </w:r>
-      <w:proofErr w:type="spellEnd"/>
-      <w:r>
-        <w:rPr>
-          <w:rFonts w:ascii="Times New Roman" w:hAnsi="Times New Roman"/>
-          <w:sz w:val="24"/>
-        </w:rPr>
-        <w:t xml:space="preserve"> не разделяется на части. </w:t>
+        <w:t>2.1.</w:t>
+      </w:r>
+      <w:r>
+        <w:rPr>
+          <w:rFonts w:ascii="Times New Roman" w:hAnsi="Times New Roman"/>
+          <w:sz w:val="24"/>
+        </w:rPr>
+        <w:tab/>
+      </w:r>
+      <w:r>
+        <w:rPr>
+          <w:rFonts w:ascii="Times New Roman" w:hAnsi="Times New Roman"/>
+          <w:sz w:val="24"/>
+        </w:rPr>
+        <w:t xml:space="preserve">Плата Концедента не разделяется на части. </w:t>
       </w:r>
     </w:p>
     <w:p>
       <w:pPr>
         <w:pStyle w:val="16"/>
         <w:widowControl w:val="0"/>
-        <w:numPr>
-          <w:ilvl w:val="1"/>
-          <w:numId w:val="1"/>
-        </w:numPr>
         <w:spacing w:after="240" w:line="240" w:lineRule="auto"/>
         <w:ind w:left="709" w:hanging="709"/>
         <w:jc w:val="both"/>
@@ -484,6 +489,20 @@
           <w:rFonts w:ascii="Times New Roman" w:hAnsi="Times New Roman"/>
           <w:sz w:val="24"/>
         </w:rPr>
+        <w:t>2.2.</w:t>
+      </w:r>
+      <w:r>
+        <w:rPr>
+          <w:rFonts w:ascii="Times New Roman" w:hAnsi="Times New Roman"/>
+          <w:sz w:val="24"/>
+        </w:rPr>
+        <w:tab/>
+      </w:r>
+      <w:r>
+        <w:rPr>
+          <w:rFonts w:ascii="Times New Roman" w:hAnsi="Times New Roman"/>
+          <w:sz w:val="24"/>
+        </w:rPr>
         <w:t xml:space="preserve">Размер </w:t>
       </w:r>
       <w:r>
@@ -498,23 +517,7 @@
           <w:rFonts w:ascii="Times New Roman" w:hAnsi="Times New Roman"/>
           <w:sz w:val="24"/>
         </w:rPr>
-        <w:t xml:space="preserve">латы </w:t>
-      </w:r>
-      <w:proofErr w:type="spellStart"/>
-      <w:r>
-        <w:rPr>
-          <w:rFonts w:ascii="Times New Roman" w:hAnsi="Times New Roman"/>
-          <w:sz w:val="24"/>
-        </w:rPr>
-        <w:t>Концедента</w:t>
-      </w:r>
-      <w:proofErr w:type="spellEnd"/>
-      <w:r>
-        <w:rPr>
-          <w:rFonts w:ascii="Times New Roman" w:hAnsi="Times New Roman"/>
-          <w:sz w:val="24"/>
-        </w:rPr>
-        <w:t xml:space="preserve"> приведен в таблице ниже:</w:t>
+        <w:t>латы Концедента приведен в таблице ниже:</w:t>
       </w:r>
     </w:p>
     <w:tbl>
@@ -635,25 +638,7 @@
                 <w:b/>
                 <w:sz w:val="24"/>
               </w:rPr>
-              <w:t xml:space="preserve">Размер Платы </w:t>
-            </w:r>
-            <w:proofErr w:type="spellStart"/>
-            <w:r>
-              <w:rPr>
-                <w:rFonts w:ascii="Times New Roman" w:hAnsi="Times New Roman"/>
-                <w:b/>
-                <w:sz w:val="24"/>
-              </w:rPr>
-              <w:t>Концедента</w:t>
-            </w:r>
-            <w:proofErr w:type="spellEnd"/>
-            <w:r>
-              <w:rPr>
-                <w:rFonts w:ascii="Times New Roman" w:hAnsi="Times New Roman"/>
-                <w:b/>
-                <w:sz w:val="24"/>
-              </w:rPr>
-              <w:t>, рублей</w:t>
+              <w:t>Размер Платы Концедента, рублей</w:t>
             </w:r>
           </w:p>
         </w:tc>
@@ -667,10 +652,6 @@
             <w:pPr>
               <w:pStyle w:val="16"/>
               <w:widowControl w:val="0"/>
-              <w:numPr>
-                <w:ilvl w:val="0"/>
-                <w:numId w:val="2"/>
-              </w:numPr>
               <w:spacing w:after="240" w:line="240" w:lineRule="auto"/>
               <w:ind w:hanging="720"/>
               <w:jc w:val="both"/>
@@ -679,6 +660,20 @@
                 <w:sz w:val="24"/>
               </w:rPr>
             </w:pPr>
+            <w:r>
+              <w:rPr>
+                <w:rFonts w:ascii="Times New Roman" w:hAnsi="Times New Roman"/>
+                <w:sz w:val="24"/>
+              </w:rPr>
+              <w:t>1.</w:t>
+            </w:r>
+            <w:r>
+              <w:rPr>
+                <w:rFonts w:ascii="Times New Roman" w:hAnsi="Times New Roman"/>
+                <w:sz w:val="24"/>
+              </w:rPr>
+              <w:tab/>
+            </w:r>
           </w:p>
         </w:tc>
         <w:tc>
@@ -767,10 +762,6 @@
             <w:pPr>
               <w:pStyle w:val="16"/>
               <w:widowControl w:val="0"/>
-              <w:numPr>
-                <w:ilvl w:val="0"/>
-                <w:numId w:val="2"/>
-              </w:numPr>
               <w:spacing w:after="240" w:line="240" w:lineRule="auto"/>
               <w:ind w:hanging="720"/>
               <w:jc w:val="both"/>
@@ -779,6 +770,20 @@
                 <w:sz w:val="24"/>
               </w:rPr>
             </w:pPr>
+            <w:r>
+              <w:rPr>
+                <w:rFonts w:ascii="Times New Roman" w:hAnsi="Times New Roman"/>
+                <w:sz w:val="24"/>
+              </w:rPr>
+              <w:t>2.</w:t>
+            </w:r>
+            <w:r>
+              <w:rPr>
+                <w:rFonts w:ascii="Times New Roman" w:hAnsi="Times New Roman"/>
+                <w:sz w:val="24"/>
+              </w:rPr>
+              <w:tab/>
+            </w:r>
           </w:p>
         </w:tc>
         <w:tc>
@@ -841,10 +846,6 @@
             <w:pPr>
               <w:pStyle w:val="16"/>
               <w:widowControl w:val="0"/>
-              <w:numPr>
-                <w:ilvl w:val="0"/>
-                <w:numId w:val="2"/>
-              </w:numPr>
               <w:spacing w:after="240" w:line="240" w:lineRule="auto"/>
               <w:ind w:hanging="720"/>
               <w:jc w:val="both"/>
@@ -853,6 +854,20 @@
                 <w:sz w:val="24"/>
               </w:rPr>
             </w:pPr>
+            <w:r>
+              <w:rPr>
+                <w:rFonts w:ascii="Times New Roman" w:hAnsi="Times New Roman"/>
+                <w:sz w:val="24"/>
+              </w:rPr>
+              <w:t>3.</w:t>
+            </w:r>
+            <w:r>
+              <w:rPr>
+                <w:rFonts w:ascii="Times New Roman" w:hAnsi="Times New Roman"/>
+                <w:sz w:val="24"/>
+              </w:rPr>
+              <w:tab/>
+            </w:r>
           </w:p>
         </w:tc>
         <w:tc>
@@ -912,10 +927,6 @@
             <w:pPr>
               <w:pStyle w:val="16"/>
               <w:widowControl w:val="0"/>
-              <w:numPr>
-                <w:ilvl w:val="0"/>
-                <w:numId w:val="2"/>
-              </w:numPr>
               <w:spacing w:after="240" w:line="240" w:lineRule="auto"/>
               <w:ind w:hanging="720"/>
               <w:jc w:val="both"/>
@@ -924,6 +935,20 @@
                 <w:sz w:val="24"/>
               </w:rPr>
             </w:pPr>
+            <w:r>
+              <w:rPr>
+                <w:rFonts w:ascii="Times New Roman" w:hAnsi="Times New Roman"/>
+                <w:sz w:val="24"/>
+              </w:rPr>
+              <w:t>4.</w:t>
+            </w:r>
+            <w:r>
+              <w:rPr>
+                <w:rFonts w:ascii="Times New Roman" w:hAnsi="Times New Roman"/>
+                <w:sz w:val="24"/>
+              </w:rPr>
+              <w:tab/>
+            </w:r>
           </w:p>
         </w:tc>
         <w:tc>
@@ -983,10 +1008,6 @@
             <w:pPr>
               <w:pStyle w:val="16"/>
               <w:widowControl w:val="0"/>
-              <w:numPr>
-                <w:ilvl w:val="0"/>
-                <w:numId w:val="2"/>
-              </w:numPr>
               <w:spacing w:after="240" w:line="240" w:lineRule="auto"/>
               <w:ind w:hanging="720"/>
               <w:jc w:val="both"/>
@@ -995,6 +1016,20 @@
                 <w:sz w:val="24"/>
               </w:rPr>
             </w:pPr>
+            <w:r>
+              <w:rPr>
+                <w:rFonts w:ascii="Times New Roman" w:hAnsi="Times New Roman"/>
+                <w:sz w:val="24"/>
+              </w:rPr>
+              <w:t>5.</w:t>
+            </w:r>
+            <w:r>
+              <w:rPr>
+                <w:rFonts w:ascii="Times New Roman" w:hAnsi="Times New Roman"/>
+                <w:sz w:val="24"/>
+              </w:rPr>
+              <w:tab/>
+            </w:r>
           </w:p>
         </w:tc>
         <w:tc>
@@ -1080,10 +1115,6 @@
             <w:pPr>
               <w:pStyle w:val="16"/>
               <w:widowControl w:val="0"/>
-              <w:numPr>
-                <w:ilvl w:val="0"/>
-                <w:numId w:val="2"/>
-              </w:numPr>
               <w:spacing w:after="240" w:line="240" w:lineRule="auto"/>
               <w:ind w:hanging="720"/>
               <w:jc w:val="both"/>
@@ -1092,6 +1123,20 @@
                 <w:sz w:val="24"/>
               </w:rPr>
             </w:pPr>
+            <w:r>
+              <w:rPr>
+                <w:rFonts w:ascii="Times New Roman" w:hAnsi="Times New Roman"/>
+                <w:sz w:val="24"/>
+              </w:rPr>
+              <w:t>6.</w:t>
+            </w:r>
+            <w:r>
+              <w:rPr>
+                <w:rFonts w:ascii="Times New Roman" w:hAnsi="Times New Roman"/>
+                <w:sz w:val="24"/>
+              </w:rPr>
+              <w:tab/>
+            </w:r>
           </w:p>
         </w:tc>
         <w:tc>
@@ -1151,10 +1196,6 @@
             <w:pPr>
               <w:pStyle w:val="16"/>
               <w:widowControl w:val="0"/>
-              <w:numPr>
-                <w:ilvl w:val="0"/>
-                <w:numId w:val="2"/>
-              </w:numPr>
               <w:spacing w:after="240" w:line="240" w:lineRule="auto"/>
               <w:ind w:hanging="720"/>
               <w:jc w:val="both"/>
@@ -1163,6 +1204,20 @@
                 <w:sz w:val="24"/>
               </w:rPr>
             </w:pPr>
+            <w:r>
+              <w:rPr>
+                <w:rFonts w:ascii="Times New Roman" w:hAnsi="Times New Roman"/>
+                <w:sz w:val="24"/>
+              </w:rPr>
+              <w:t>7.</w:t>
+            </w:r>
+            <w:r>
+              <w:rPr>
+                <w:rFonts w:ascii="Times New Roman" w:hAnsi="Times New Roman"/>
+                <w:sz w:val="24"/>
+              </w:rPr>
+              <w:tab/>
+            </w:r>
           </w:p>
         </w:tc>
         <w:tc>
@@ -1222,10 +1277,6 @@
             <w:pPr>
               <w:pStyle w:val="16"/>
               <w:widowControl w:val="0"/>
-              <w:numPr>
-                <w:ilvl w:val="0"/>
-                <w:numId w:val="2"/>
-              </w:numPr>
               <w:spacing w:after="240" w:line="240" w:lineRule="auto"/>
               <w:ind w:hanging="720"/>
               <w:jc w:val="both"/>
@@ -1234,6 +1285,20 @@
                 <w:sz w:val="24"/>
               </w:rPr>
             </w:pPr>
+            <w:r>
+              <w:rPr>
+                <w:rFonts w:ascii="Times New Roman" w:hAnsi="Times New Roman"/>
+                <w:sz w:val="24"/>
+              </w:rPr>
+              <w:t>8.</w:t>
+            </w:r>
+            <w:r>
+              <w:rPr>
+                <w:rFonts w:ascii="Times New Roman" w:hAnsi="Times New Roman"/>
+                <w:sz w:val="24"/>
+              </w:rPr>
+              <w:tab/>
+            </w:r>
           </w:p>
         </w:tc>
         <w:tc>
@@ -1293,10 +1358,6 @@
             <w:pPr>
               <w:pStyle w:val="16"/>
               <w:widowControl w:val="0"/>
-              <w:numPr>
-                <w:ilvl w:val="0"/>
-                <w:numId w:val="2"/>
-              </w:numPr>
               <w:spacing w:after="240" w:line="240" w:lineRule="auto"/>
               <w:ind w:hanging="720"/>
               <w:jc w:val="both"/>
@@ -1305,6 +1366,20 @@
                 <w:sz w:val="24"/>
               </w:rPr>
             </w:pPr>
+            <w:r>
+              <w:rPr>
+                <w:rFonts w:ascii="Times New Roman" w:hAnsi="Times New Roman"/>
+                <w:sz w:val="24"/>
+              </w:rPr>
+              <w:t>9.</w:t>
+            </w:r>
+            <w:r>
+              <w:rPr>
+                <w:rFonts w:ascii="Times New Roman" w:hAnsi="Times New Roman"/>
+                <w:sz w:val="24"/>
+              </w:rPr>
+              <w:tab/>
+            </w:r>
           </w:p>
         </w:tc>
         <w:tc>
@@ -1390,10 +1465,6 @@
             <w:pPr>
               <w:pStyle w:val="16"/>
               <w:widowControl w:val="0"/>
-              <w:numPr>
-                <w:ilvl w:val="0"/>
-                <w:numId w:val="2"/>
-              </w:numPr>
               <w:spacing w:after="240" w:line="240" w:lineRule="auto"/>
               <w:ind w:hanging="720"/>
               <w:jc w:val="both"/>
@@ -1402,6 +1473,20 @@
                 <w:sz w:val="24"/>
               </w:rPr>
             </w:pPr>
+            <w:r>
+              <w:rPr>
+                <w:rFonts w:ascii="Times New Roman" w:hAnsi="Times New Roman"/>
+                <w:sz w:val="24"/>
+              </w:rPr>
+              <w:t>10.</w:t>
+            </w:r>
+            <w:r>
+              <w:rPr>
+                <w:rFonts w:ascii="Times New Roman" w:hAnsi="Times New Roman"/>
+                <w:sz w:val="24"/>
+              </w:rPr>
+              <w:tab/>
+            </w:r>
           </w:p>
         </w:tc>
         <w:tc>
@@ -1461,10 +1546,6 @@
             <w:pPr>
               <w:pStyle w:val="16"/>
               <w:widowControl w:val="0"/>
-              <w:numPr>
-                <w:ilvl w:val="0"/>
-                <w:numId w:val="2"/>
-              </w:numPr>
               <w:spacing w:after="240" w:line="240" w:lineRule="auto"/>
               <w:ind w:hanging="720"/>
               <w:jc w:val="both"/>
@@ -1473,6 +1554,20 @@
                 <w:sz w:val="24"/>
               </w:rPr>
             </w:pPr>
+            <w:r>
+              <w:rPr>
+                <w:rFonts w:ascii="Times New Roman" w:hAnsi="Times New Roman"/>
+                <w:sz w:val="24"/>
+              </w:rPr>
+              <w:t>11.</w:t>
+            </w:r>
+            <w:r>
+              <w:rPr>
+                <w:rFonts w:ascii="Times New Roman" w:hAnsi="Times New Roman"/>
+                <w:sz w:val="24"/>
+              </w:rPr>
+              <w:tab/>
+            </w:r>
           </w:p>
         </w:tc>
         <w:tc>
@@ -1532,10 +1627,6 @@
             <w:pPr>
               <w:pStyle w:val="16"/>
               <w:widowControl w:val="0"/>
-              <w:numPr>
-                <w:ilvl w:val="0"/>
-                <w:numId w:val="2"/>
-              </w:numPr>
               <w:spacing w:after="240" w:line="240" w:lineRule="auto"/>
               <w:ind w:hanging="720"/>
               <w:jc w:val="both"/>
@@ -1544,6 +1635,20 @@
                 <w:sz w:val="24"/>
               </w:rPr>
             </w:pPr>
+            <w:r>
+              <w:rPr>
+                <w:rFonts w:ascii="Times New Roman" w:hAnsi="Times New Roman"/>
+                <w:sz w:val="24"/>
+              </w:rPr>
+              <w:t>12.</w:t>
+            </w:r>
+            <w:r>
+              <w:rPr>
+                <w:rFonts w:ascii="Times New Roman" w:hAnsi="Times New Roman"/>
+                <w:sz w:val="24"/>
+              </w:rPr>
+              <w:tab/>
+            </w:r>
           </w:p>
         </w:tc>
         <w:tc>
@@ -1603,10 +1708,6 @@
             <w:pPr>
               <w:pStyle w:val="16"/>
               <w:widowControl w:val="0"/>
-              <w:numPr>
-                <w:ilvl w:val="0"/>
-                <w:numId w:val="2"/>
-              </w:numPr>
               <w:spacing w:after="240" w:line="240" w:lineRule="auto"/>
               <w:ind w:hanging="720"/>
               <w:jc w:val="both"/>
@@ -1615,6 +1716,20 @@
                 <w:sz w:val="24"/>
               </w:rPr>
             </w:pPr>
+            <w:r>
+              <w:rPr>
+                <w:rFonts w:ascii="Times New Roman" w:hAnsi="Times New Roman"/>
+                <w:sz w:val="24"/>
+              </w:rPr>
+              <w:t>13.</w:t>
+            </w:r>
+            <w:r>
+              <w:rPr>
+                <w:rFonts w:ascii="Times New Roman" w:hAnsi="Times New Roman"/>
+                <w:sz w:val="24"/>
+              </w:rPr>
+              <w:tab/>
+            </w:r>
           </w:p>
         </w:tc>
         <w:tc>
@@ -1700,10 +1815,6 @@
             <w:pPr>
               <w:pStyle w:val="16"/>
               <w:widowControl w:val="0"/>
-              <w:numPr>
-                <w:ilvl w:val="0"/>
-                <w:numId w:val="2"/>
-              </w:numPr>
               <w:spacing w:after="240" w:line="240" w:lineRule="auto"/>
               <w:ind w:hanging="720"/>
               <w:jc w:val="both"/>
@@ -1712,6 +1823,20 @@
                 <w:sz w:val="24"/>
               </w:rPr>
             </w:pPr>
+            <w:r>
+              <w:rPr>
+                <w:rFonts w:ascii="Times New Roman" w:hAnsi="Times New Roman"/>
+                <w:sz w:val="24"/>
+              </w:rPr>
+              <w:t>14.</w:t>
+            </w:r>
+            <w:r>
+              <w:rPr>
+                <w:rFonts w:ascii="Times New Roman" w:hAnsi="Times New Roman"/>
+                <w:sz w:val="24"/>
+              </w:rPr>
+              <w:tab/>
+            </w:r>
           </w:p>
         </w:tc>
         <w:tc>
@@ -1771,10 +1896,6 @@
             <w:pPr>
               <w:pStyle w:val="16"/>
               <w:widowControl w:val="0"/>
-              <w:numPr>
-                <w:ilvl w:val="0"/>
-                <w:numId w:val="2"/>
-              </w:numPr>
               <w:spacing w:after="240" w:line="240" w:lineRule="auto"/>
               <w:ind w:hanging="720"/>
               <w:jc w:val="both"/>
@@ -1783,6 +1904,20 @@
                 <w:sz w:val="24"/>
               </w:rPr>
             </w:pPr>
+            <w:r>
+              <w:rPr>
+                <w:rFonts w:ascii="Times New Roman" w:hAnsi="Times New Roman"/>
+                <w:sz w:val="24"/>
+              </w:rPr>
+              <w:t>15.</w:t>
+            </w:r>
+            <w:r>
+              <w:rPr>
+                <w:rFonts w:ascii="Times New Roman" w:hAnsi="Times New Roman"/>
+                <w:sz w:val="24"/>
+              </w:rPr>
+              <w:tab/>
+            </w:r>
           </w:p>
         </w:tc>
         <w:tc>
@@ -1842,10 +1977,6 @@
             <w:pPr>
               <w:pStyle w:val="16"/>
               <w:widowControl w:val="0"/>
-              <w:numPr>
-                <w:ilvl w:val="0"/>
-                <w:numId w:val="2"/>
-              </w:numPr>
               <w:spacing w:after="240" w:line="240" w:lineRule="auto"/>
               <w:ind w:hanging="720"/>
               <w:jc w:val="both"/>
@@ -1854,6 +1985,20 @@
                 <w:sz w:val="24"/>
               </w:rPr>
             </w:pPr>
+            <w:r>
+              <w:rPr>
+                <w:rFonts w:ascii="Times New Roman" w:hAnsi="Times New Roman"/>
+                <w:sz w:val="24"/>
+              </w:rPr>
+              <w:t>16.</w:t>
+            </w:r>
+            <w:r>
+              <w:rPr>
+                <w:rFonts w:ascii="Times New Roman" w:hAnsi="Times New Roman"/>
+                <w:sz w:val="24"/>
+              </w:rPr>
+              <w:tab/>
+            </w:r>
           </w:p>
         </w:tc>
         <w:tc>
@@ -1913,10 +2058,6 @@
             <w:pPr>
               <w:pStyle w:val="16"/>
               <w:widowControl w:val="0"/>
-              <w:numPr>
-                <w:ilvl w:val="0"/>
-                <w:numId w:val="2"/>
-              </w:numPr>
               <w:spacing w:after="240" w:line="240" w:lineRule="auto"/>
               <w:ind w:hanging="720"/>
               <w:jc w:val="both"/>
@@ -1925,6 +2066,20 @@
                 <w:sz w:val="24"/>
               </w:rPr>
             </w:pPr>
+            <w:r>
+              <w:rPr>
+                <w:rFonts w:ascii="Times New Roman" w:hAnsi="Times New Roman"/>
+                <w:sz w:val="24"/>
+              </w:rPr>
+              <w:t>17.</w:t>
+            </w:r>
+            <w:r>
+              <w:rPr>
+                <w:rFonts w:ascii="Times New Roman" w:hAnsi="Times New Roman"/>
+                <w:sz w:val="24"/>
+              </w:rPr>
+              <w:tab/>
+            </w:r>
           </w:p>
         </w:tc>
         <w:tc>
@@ -2010,10 +2165,6 @@
             <w:pPr>
               <w:pStyle w:val="16"/>
               <w:widowControl w:val="0"/>
-              <w:numPr>
-                <w:ilvl w:val="0"/>
-                <w:numId w:val="2"/>
-              </w:numPr>
               <w:spacing w:after="240" w:line="240" w:lineRule="auto"/>
               <w:ind w:hanging="720"/>
               <w:jc w:val="both"/>
@@ -2022,6 +2173,20 @@
                 <w:sz w:val="24"/>
               </w:rPr>
             </w:pPr>
+            <w:r>
+              <w:rPr>
+                <w:rFonts w:ascii="Times New Roman" w:hAnsi="Times New Roman"/>
+                <w:sz w:val="24"/>
+              </w:rPr>
+              <w:t>18.</w:t>
+            </w:r>
+            <w:r>
+              <w:rPr>
+                <w:rFonts w:ascii="Times New Roman" w:hAnsi="Times New Roman"/>
+                <w:sz w:val="24"/>
+              </w:rPr>
+              <w:tab/>
+            </w:r>
           </w:p>
         </w:tc>
         <w:tc>
@@ -2081,10 +2246,6 @@
             <w:pPr>
               <w:pStyle w:val="16"/>
               <w:widowControl w:val="0"/>
-              <w:numPr>
-                <w:ilvl w:val="0"/>
-                <w:numId w:val="2"/>
-              </w:numPr>
               <w:spacing w:after="240" w:line="240" w:lineRule="auto"/>
               <w:ind w:hanging="720"/>
               <w:jc w:val="both"/>
@@ -2093,6 +2254,20 @@
                 <w:sz w:val="24"/>
               </w:rPr>
             </w:pPr>
+            <w:r>
+              <w:rPr>
+                <w:rFonts w:ascii="Times New Roman" w:hAnsi="Times New Roman"/>
+                <w:sz w:val="24"/>
+              </w:rPr>
+              <w:t>19.</w:t>
+            </w:r>
+            <w:r>
+              <w:rPr>
+                <w:rFonts w:ascii="Times New Roman" w:hAnsi="Times New Roman"/>
+                <w:sz w:val="24"/>
+              </w:rPr>
+              <w:tab/>
+            </w:r>
           </w:p>
         </w:tc>
         <w:tc>
@@ -2152,10 +2327,6 @@
             <w:pPr>
               <w:pStyle w:val="16"/>
               <w:widowControl w:val="0"/>
-              <w:numPr>
-                <w:ilvl w:val="0"/>
-                <w:numId w:val="2"/>
-              </w:numPr>
               <w:spacing w:after="240" w:line="240" w:lineRule="auto"/>
               <w:ind w:hanging="720"/>
               <w:jc w:val="both"/>
@@ -2164,6 +2335,20 @@
                 <w:sz w:val="24"/>
               </w:rPr>
             </w:pPr>
+            <w:r>
+              <w:rPr>
+                <w:rFonts w:ascii="Times New Roman" w:hAnsi="Times New Roman"/>
+                <w:sz w:val="24"/>
+              </w:rPr>
+              <w:t>20.</w:t>
+            </w:r>
+            <w:r>
+              <w:rPr>
+                <w:rFonts w:ascii="Times New Roman" w:hAnsi="Times New Roman"/>
+                <w:sz w:val="24"/>
+              </w:rPr>
+              <w:tab/>
+            </w:r>
           </w:p>
         </w:tc>
         <w:tc>
@@ -2223,10 +2408,6 @@
             <w:pPr>
               <w:pStyle w:val="16"/>
               <w:widowControl w:val="0"/>
-              <w:numPr>
-                <w:ilvl w:val="0"/>
-                <w:numId w:val="2"/>
-              </w:numPr>
               <w:spacing w:after="240" w:line="240" w:lineRule="auto"/>
               <w:ind w:hanging="720"/>
               <w:jc w:val="both"/>
@@ -2235,6 +2416,20 @@
                 <w:sz w:val="24"/>
               </w:rPr>
             </w:pPr>
+            <w:r>
+              <w:rPr>
+                <w:rFonts w:ascii="Times New Roman" w:hAnsi="Times New Roman"/>
+                <w:sz w:val="24"/>
+              </w:rPr>
+              <w:t>21.</w:t>
+            </w:r>
+            <w:r>
+              <w:rPr>
+                <w:rFonts w:ascii="Times New Roman" w:hAnsi="Times New Roman"/>
+                <w:sz w:val="24"/>
+              </w:rPr>
+              <w:tab/>
+            </w:r>
           </w:p>
         </w:tc>
         <w:tc>
@@ -2320,10 +2515,6 @@
             <w:pPr>
               <w:pStyle w:val="16"/>
               <w:widowControl w:val="0"/>
-              <w:numPr>
-                <w:ilvl w:val="0"/>
-                <w:numId w:val="2"/>
-              </w:numPr>
               <w:spacing w:after="240" w:line="240" w:lineRule="auto"/>
               <w:ind w:hanging="720"/>
               <w:jc w:val="both"/>
@@ -2332,6 +2523,20 @@
                 <w:sz w:val="24"/>
               </w:rPr>
             </w:pPr>
+            <w:r>
+              <w:rPr>
+                <w:rFonts w:ascii="Times New Roman" w:hAnsi="Times New Roman"/>
+                <w:sz w:val="24"/>
+              </w:rPr>
+              <w:t>22.</w:t>
+            </w:r>
+            <w:r>
+              <w:rPr>
+                <w:rFonts w:ascii="Times New Roman" w:hAnsi="Times New Roman"/>
+                <w:sz w:val="24"/>
+              </w:rPr>
+              <w:tab/>
+            </w:r>
           </w:p>
         </w:tc>
         <w:tc>
@@ -2391,10 +2596,6 @@
             <w:pPr>
               <w:pStyle w:val="16"/>
               <w:widowControl w:val="0"/>
-              <w:numPr>
-                <w:ilvl w:val="0"/>
-                <w:numId w:val="2"/>
-              </w:numPr>
               <w:spacing w:after="240" w:line="240" w:lineRule="auto"/>
               <w:ind w:hanging="720"/>
               <w:jc w:val="both"/>
@@ -2403,6 +2604,20 @@
                 <w:sz w:val="24"/>
               </w:rPr>
             </w:pPr>
+            <w:r>
+              <w:rPr>
+                <w:rFonts w:ascii="Times New Roman" w:hAnsi="Times New Roman"/>
+                <w:sz w:val="24"/>
+              </w:rPr>
+              <w:t>23.</w:t>
+            </w:r>
+            <w:r>
+              <w:rPr>
+                <w:rFonts w:ascii="Times New Roman" w:hAnsi="Times New Roman"/>
+                <w:sz w:val="24"/>
+              </w:rPr>
+              <w:tab/>
+            </w:r>
           </w:p>
         </w:tc>
         <w:tc>
@@ -2462,10 +2677,6 @@
             <w:pPr>
               <w:pStyle w:val="16"/>
               <w:widowControl w:val="0"/>
-              <w:numPr>
-                <w:ilvl w:val="0"/>
-                <w:numId w:val="2"/>
-              </w:numPr>
               <w:spacing w:after="240" w:line="240" w:lineRule="auto"/>
               <w:ind w:hanging="720"/>
               <w:jc w:val="both"/>
@@ -2474,6 +2685,20 @@
                 <w:sz w:val="24"/>
               </w:rPr>
             </w:pPr>
+            <w:r>
+              <w:rPr>
+                <w:rFonts w:ascii="Times New Roman" w:hAnsi="Times New Roman"/>
+                <w:sz w:val="24"/>
+              </w:rPr>
+              <w:t>24.</w:t>
+            </w:r>
+            <w:r>
+              <w:rPr>
+                <w:rFonts w:ascii="Times New Roman" w:hAnsi="Times New Roman"/>
+                <w:sz w:val="24"/>
+              </w:rPr>
+              <w:tab/>
+            </w:r>
           </w:p>
         </w:tc>
         <w:tc>
@@ -2533,10 +2758,6 @@
             <w:pPr>
               <w:pStyle w:val="16"/>
               <w:widowControl w:val="0"/>
-              <w:numPr>
-                <w:ilvl w:val="0"/>
-                <w:numId w:val="2"/>
-              </w:numPr>
               <w:spacing w:after="240" w:line="240" w:lineRule="auto"/>
               <w:ind w:hanging="720"/>
               <w:jc w:val="both"/>
@@ -2545,6 +2766,20 @@
                 <w:sz w:val="24"/>
               </w:rPr>
             </w:pPr>
+            <w:r>
+              <w:rPr>
+                <w:rFonts w:ascii="Times New Roman" w:hAnsi="Times New Roman"/>
+                <w:sz w:val="24"/>
+              </w:rPr>
+              <w:t>25.</w:t>
+            </w:r>
+            <w:r>
+              <w:rPr>
+                <w:rFonts w:ascii="Times New Roman" w:hAnsi="Times New Roman"/>
+                <w:sz w:val="24"/>
+              </w:rPr>
+              <w:tab/>
+            </w:r>
           </w:p>
         </w:tc>
         <w:tc>
@@ -2630,10 +2865,6 @@
             <w:pPr>
               <w:pStyle w:val="16"/>
               <w:widowControl w:val="0"/>
-              <w:numPr>
-                <w:ilvl w:val="0"/>
-                <w:numId w:val="2"/>
-              </w:numPr>
               <w:spacing w:after="240" w:line="240" w:lineRule="auto"/>
               <w:ind w:hanging="720"/>
               <w:jc w:val="both"/>
@@ -2642,6 +2873,20 @@
                 <w:sz w:val="24"/>
               </w:rPr>
             </w:pPr>
+            <w:r>
+              <w:rPr>
+                <w:rFonts w:ascii="Times New Roman" w:hAnsi="Times New Roman"/>
+                <w:sz w:val="24"/>
+              </w:rPr>
+              <w:t>26.</w:t>
+            </w:r>
+            <w:r>
+              <w:rPr>
+                <w:rFonts w:ascii="Times New Roman" w:hAnsi="Times New Roman"/>
+                <w:sz w:val="24"/>
+              </w:rPr>
+              <w:tab/>
+            </w:r>
           </w:p>
         </w:tc>
         <w:tc>
@@ -2701,10 +2946,6 @@
             <w:pPr>
               <w:pStyle w:val="16"/>
               <w:widowControl w:val="0"/>
-              <w:numPr>
-                <w:ilvl w:val="0"/>
-                <w:numId w:val="2"/>
-              </w:numPr>
               <w:spacing w:after="240" w:line="240" w:lineRule="auto"/>
               <w:ind w:hanging="720"/>
               <w:jc w:val="both"/>
@@ -2713,6 +2954,20 @@
                 <w:sz w:val="24"/>
               </w:rPr>
             </w:pPr>
+            <w:r>
+              <w:rPr>
+                <w:rFonts w:ascii="Times New Roman" w:hAnsi="Times New Roman"/>
+                <w:sz w:val="24"/>
+              </w:rPr>
+              <w:t>27.</w:t>
+            </w:r>
+            <w:r>
+              <w:rPr>
+                <w:rFonts w:ascii="Times New Roman" w:hAnsi="Times New Roman"/>
+                <w:sz w:val="24"/>
+              </w:rPr>
+              <w:tab/>
+            </w:r>
           </w:p>
         </w:tc>
         <w:tc>
@@ -2772,10 +3027,6 @@
             <w:pPr>
               <w:pStyle w:val="16"/>
               <w:widowControl w:val="0"/>
-              <w:numPr>
-                <w:ilvl w:val="0"/>
-                <w:numId w:val="2"/>
-              </w:numPr>
               <w:spacing w:after="240" w:line="240" w:lineRule="auto"/>
               <w:ind w:hanging="720"/>
               <w:jc w:val="both"/>
@@ -2784,6 +3035,20 @@
                 <w:sz w:val="24"/>
               </w:rPr>
             </w:pPr>
+            <w:r>
+              <w:rPr>
+                <w:rFonts w:ascii="Times New Roman" w:hAnsi="Times New Roman"/>
+                <w:sz w:val="24"/>
+              </w:rPr>
+              <w:t>28.</w:t>
+            </w:r>
+            <w:r>
+              <w:rPr>
+                <w:rFonts w:ascii="Times New Roman" w:hAnsi="Times New Roman"/>
+                <w:sz w:val="24"/>
+              </w:rPr>
+              <w:tab/>
+            </w:r>
           </w:p>
         </w:tc>
         <w:tc>
@@ -2843,10 +3108,6 @@
             <w:pPr>
               <w:pStyle w:val="16"/>
               <w:widowControl w:val="0"/>
-              <w:numPr>
-                <w:ilvl w:val="0"/>
-                <w:numId w:val="2"/>
-              </w:numPr>
               <w:spacing w:after="240" w:line="240" w:lineRule="auto"/>
               <w:ind w:hanging="720"/>
               <w:jc w:val="both"/>
@@ -2855,6 +3116,20 @@
                 <w:sz w:val="24"/>
               </w:rPr>
             </w:pPr>
+            <w:r>
+              <w:rPr>
+                <w:rFonts w:ascii="Times New Roman" w:hAnsi="Times New Roman"/>
+                <w:sz w:val="24"/>
+              </w:rPr>
+              <w:t>29.</w:t>
+            </w:r>
+            <w:r>
+              <w:rPr>
+                <w:rFonts w:ascii="Times New Roman" w:hAnsi="Times New Roman"/>
+                <w:sz w:val="24"/>
+              </w:rPr>
+              <w:tab/>
+            </w:r>
           </w:p>
         </w:tc>
         <w:tc>
@@ -2940,10 +3215,6 @@
             <w:pPr>
               <w:pStyle w:val="16"/>
               <w:widowControl w:val="0"/>
-              <w:numPr>
-                <w:ilvl w:val="0"/>
-                <w:numId w:val="2"/>
-              </w:numPr>
               <w:spacing w:after="240" w:line="240" w:lineRule="auto"/>
               <w:ind w:hanging="720"/>
               <w:jc w:val="both"/>
@@ -2952,6 +3223,20 @@
                 <w:sz w:val="24"/>
               </w:rPr>
             </w:pPr>
+            <w:r>
+              <w:rPr>
+                <w:rFonts w:ascii="Times New Roman" w:hAnsi="Times New Roman"/>
+                <w:sz w:val="24"/>
+              </w:rPr>
+              <w:t>30.</w:t>
+            </w:r>
+            <w:r>
+              <w:rPr>
+                <w:rFonts w:ascii="Times New Roman" w:hAnsi="Times New Roman"/>
+                <w:sz w:val="24"/>
+              </w:rPr>
+              <w:tab/>
+            </w:r>
           </w:p>
         </w:tc>
         <w:tc>
@@ -3011,10 +3296,6 @@
             <w:pPr>
               <w:pStyle w:val="16"/>
               <w:widowControl w:val="0"/>
-              <w:numPr>
-                <w:ilvl w:val="0"/>
-                <w:numId w:val="2"/>
-              </w:numPr>
               <w:spacing w:after="240" w:line="240" w:lineRule="auto"/>
               <w:ind w:hanging="720"/>
               <w:jc w:val="both"/>
@@ -3023,6 +3304,20 @@
                 <w:sz w:val="24"/>
               </w:rPr>
             </w:pPr>
+            <w:r>
+              <w:rPr>
+                <w:rFonts w:ascii="Times New Roman" w:hAnsi="Times New Roman"/>
+                <w:sz w:val="24"/>
+              </w:rPr>
+              <w:t>31.</w:t>
+            </w:r>
+            <w:r>
+              <w:rPr>
+                <w:rFonts w:ascii="Times New Roman" w:hAnsi="Times New Roman"/>
+                <w:sz w:val="24"/>
+              </w:rPr>
+              <w:tab/>
+            </w:r>
           </w:p>
         </w:tc>
         <w:tc>
@@ -3082,10 +3377,6 @@
             <w:pPr>
               <w:pStyle w:val="16"/>
               <w:widowControl w:val="0"/>
-              <w:numPr>
-                <w:ilvl w:val="0"/>
-                <w:numId w:val="2"/>
-              </w:numPr>
               <w:spacing w:after="240" w:line="240" w:lineRule="auto"/>
               <w:ind w:hanging="720"/>
               <w:jc w:val="both"/>
@@ -3094,6 +3385,20 @@
                 <w:sz w:val="24"/>
               </w:rPr>
             </w:pPr>
+            <w:r>
+              <w:rPr>
+                <w:rFonts w:ascii="Times New Roman" w:hAnsi="Times New Roman"/>
+                <w:sz w:val="24"/>
+              </w:rPr>
+              <w:t>32.</w:t>
+            </w:r>
+            <w:r>
+              <w:rPr>
+                <w:rFonts w:ascii="Times New Roman" w:hAnsi="Times New Roman"/>
+                <w:sz w:val="24"/>
+              </w:rPr>
+              <w:tab/>
+            </w:r>
           </w:p>
         </w:tc>
         <w:tc>
@@ -3153,10 +3458,6 @@
             <w:pPr>
               <w:pStyle w:val="16"/>
               <w:widowControl w:val="0"/>
-              <w:numPr>
-                <w:ilvl w:val="0"/>
-                <w:numId w:val="2"/>
-              </w:numPr>
               <w:spacing w:after="240" w:line="240" w:lineRule="auto"/>
               <w:ind w:hanging="720"/>
               <w:jc w:val="both"/>
@@ -3165,6 +3466,20 @@
                 <w:sz w:val="24"/>
               </w:rPr>
             </w:pPr>
+            <w:r>
+              <w:rPr>
+                <w:rFonts w:ascii="Times New Roman" w:hAnsi="Times New Roman"/>
+                <w:sz w:val="24"/>
+              </w:rPr>
+              <w:t>33.</w:t>
+            </w:r>
+            <w:r>
+              <w:rPr>
+                <w:rFonts w:ascii="Times New Roman" w:hAnsi="Times New Roman"/>
+                <w:sz w:val="24"/>
+              </w:rPr>
+              <w:tab/>
+            </w:r>
           </w:p>
         </w:tc>
         <w:tc>
@@ -3250,10 +3565,6 @@
             <w:pPr>
               <w:pStyle w:val="16"/>
               <w:widowControl w:val="0"/>
-              <w:numPr>
-                <w:ilvl w:val="0"/>
-                <w:numId w:val="2"/>
-              </w:numPr>
               <w:spacing w:after="240" w:line="240" w:lineRule="auto"/>
               <w:ind w:hanging="720"/>
               <w:jc w:val="both"/>
@@ -3262,6 +3573,20 @@
                 <w:sz w:val="24"/>
               </w:rPr>
             </w:pPr>
+            <w:r>
+              <w:rPr>
+                <w:rFonts w:ascii="Times New Roman" w:hAnsi="Times New Roman"/>
+                <w:sz w:val="24"/>
+              </w:rPr>
+              <w:t>34.</w:t>
+            </w:r>
+            <w:r>
+              <w:rPr>
+                <w:rFonts w:ascii="Times New Roman" w:hAnsi="Times New Roman"/>
+                <w:sz w:val="24"/>
+              </w:rPr>
+              <w:tab/>
+            </w:r>
           </w:p>
         </w:tc>
         <w:tc>
@@ -3321,10 +3646,6 @@
             <w:pPr>
               <w:pStyle w:val="16"/>
               <w:widowControl w:val="0"/>
-              <w:numPr>
-                <w:ilvl w:val="0"/>
-                <w:numId w:val="2"/>
-              </w:numPr>
               <w:spacing w:after="240" w:line="240" w:lineRule="auto"/>
               <w:ind w:hanging="720"/>
               <w:jc w:val="both"/>
@@ -3333,6 +3654,20 @@
                 <w:sz w:val="24"/>
               </w:rPr>
             </w:pPr>
+            <w:r>
+              <w:rPr>
+                <w:rFonts w:ascii="Times New Roman" w:hAnsi="Times New Roman"/>
+                <w:sz w:val="24"/>
+              </w:rPr>
+              <w:t>35.</w:t>
+            </w:r>
+            <w:r>
+              <w:rPr>
+                <w:rFonts w:ascii="Times New Roman" w:hAnsi="Times New Roman"/>
+                <w:sz w:val="24"/>
+              </w:rPr>
+              <w:tab/>
+            </w:r>
           </w:p>
         </w:tc>
         <w:tc>
@@ -3392,10 +3727,6 @@
             <w:pPr>
               <w:pStyle w:val="16"/>
               <w:widowControl w:val="0"/>
-              <w:numPr>
-                <w:ilvl w:val="0"/>
-                <w:numId w:val="2"/>
-              </w:numPr>
               <w:spacing w:after="240" w:line="240" w:lineRule="auto"/>
               <w:ind w:hanging="720"/>
               <w:jc w:val="both"/>
@@ -3404,6 +3735,20 @@
                 <w:sz w:val="24"/>
               </w:rPr>
             </w:pPr>
+            <w:r>
+              <w:rPr>
+                <w:rFonts w:ascii="Times New Roman" w:hAnsi="Times New Roman"/>
+                <w:sz w:val="24"/>
+              </w:rPr>
+              <w:t>36.</w:t>
+            </w:r>
+            <w:r>
+              <w:rPr>
+                <w:rFonts w:ascii="Times New Roman" w:hAnsi="Times New Roman"/>
+                <w:sz w:val="24"/>
+              </w:rPr>
+              <w:tab/>
+            </w:r>
           </w:p>
         </w:tc>
         <w:tc>
@@ -3463,10 +3808,6 @@
             <w:pPr>
               <w:pStyle w:val="16"/>
               <w:widowControl w:val="0"/>
-              <w:numPr>
-                <w:ilvl w:val="0"/>
-                <w:numId w:val="2"/>
-              </w:numPr>
               <w:spacing w:after="240" w:line="240" w:lineRule="auto"/>
               <w:ind w:hanging="720"/>
               <w:jc w:val="both"/>
@@ -3475,6 +3816,20 @@
                 <w:sz w:val="24"/>
               </w:rPr>
             </w:pPr>
+            <w:r>
+              <w:rPr>
+                <w:rFonts w:ascii="Times New Roman" w:hAnsi="Times New Roman"/>
+                <w:sz w:val="24"/>
+              </w:rPr>
+              <w:t>37.</w:t>
+            </w:r>
+            <w:r>
+              <w:rPr>
+                <w:rFonts w:ascii="Times New Roman" w:hAnsi="Times New Roman"/>
+                <w:sz w:val="24"/>
+              </w:rPr>
+              <w:tab/>
+            </w:r>
           </w:p>
         </w:tc>
         <w:tc>
@@ -3560,10 +3915,6 @@
             <w:pPr>
               <w:pStyle w:val="16"/>
               <w:widowControl w:val="0"/>
-              <w:numPr>
-                <w:ilvl w:val="0"/>
-                <w:numId w:val="2"/>
-              </w:numPr>
               <w:spacing w:after="240" w:line="240" w:lineRule="auto"/>
               <w:ind w:hanging="720"/>
               <w:jc w:val="both"/>
@@ -3572,6 +3923,20 @@
                 <w:sz w:val="24"/>
               </w:rPr>
             </w:pPr>
+            <w:r>
+              <w:rPr>
+                <w:rFonts w:ascii="Times New Roman" w:hAnsi="Times New Roman"/>
+                <w:sz w:val="24"/>
+              </w:rPr>
+              <w:t>38.</w:t>
+            </w:r>
+            <w:r>
+              <w:rPr>
+                <w:rFonts w:ascii="Times New Roman" w:hAnsi="Times New Roman"/>
+                <w:sz w:val="24"/>
+              </w:rPr>
+              <w:tab/>
+            </w:r>
           </w:p>
         </w:tc>
         <w:tc>
@@ -3631,10 +3996,6 @@
             <w:pPr>
               <w:pStyle w:val="16"/>
               <w:widowControl w:val="0"/>
-              <w:numPr>
-                <w:ilvl w:val="0"/>
-                <w:numId w:val="2"/>
-              </w:numPr>
               <w:spacing w:after="240" w:line="240" w:lineRule="auto"/>
               <w:ind w:hanging="720"/>
               <w:jc w:val="both"/>
@@ -3643,6 +4004,20 @@
                 <w:sz w:val="24"/>
               </w:rPr>
             </w:pPr>
+            <w:r>
+              <w:rPr>
+                <w:rFonts w:ascii="Times New Roman" w:hAnsi="Times New Roman"/>
+                <w:sz w:val="24"/>
+              </w:rPr>
+              <w:t>39.</w:t>
+            </w:r>
+            <w:r>
+              <w:rPr>
+                <w:rFonts w:ascii="Times New Roman" w:hAnsi="Times New Roman"/>
+                <w:sz w:val="24"/>
+              </w:rPr>
+              <w:tab/>
+            </w:r>
           </w:p>
         </w:tc>
         <w:tc>
@@ -3702,10 +4077,6 @@
             <w:pPr>
               <w:pStyle w:val="16"/>
               <w:widowControl w:val="0"/>
-              <w:numPr>
-                <w:ilvl w:val="0"/>
-                <w:numId w:val="2"/>
-              </w:numPr>
               <w:spacing w:after="240" w:line="240" w:lineRule="auto"/>
               <w:ind w:hanging="720"/>
               <w:jc w:val="both"/>
@@ -3714,6 +4085,20 @@
                 <w:sz w:val="24"/>
               </w:rPr>
             </w:pPr>
+            <w:r>
+              <w:rPr>
+                <w:rFonts w:ascii="Times New Roman" w:hAnsi="Times New Roman"/>
+                <w:sz w:val="24"/>
+              </w:rPr>
+              <w:t>40.</w:t>
+            </w:r>
+            <w:r>
+              <w:rPr>
+                <w:rFonts w:ascii="Times New Roman" w:hAnsi="Times New Roman"/>
+                <w:sz w:val="24"/>
+              </w:rPr>
+              <w:tab/>
+            </w:r>
           </w:p>
         </w:tc>
         <w:tc>
@@ -3772,10 +4157,6 @@
       <w:pPr>
         <w:pStyle w:val="16"/>
         <w:widowControl w:val="0"/>
-        <w:numPr>
-          <w:ilvl w:val="2"/>
-          <w:numId w:val="1"/>
-        </w:numPr>
         <w:spacing w:after="240" w:line="240" w:lineRule="auto"/>
         <w:ind w:left="709" w:hanging="709"/>
         <w:jc w:val="both"/>
@@ -3789,34 +4170,27 @@
           <w:rFonts w:ascii="Times New Roman" w:hAnsi="Times New Roman"/>
           <w:sz w:val="24"/>
         </w:rPr>
-        <w:lastRenderedPageBreak/>
-        <w:t xml:space="preserve">Плата </w:t>
-      </w:r>
-      <w:proofErr w:type="spellStart"/>
-      <w:r>
-        <w:rPr>
-          <w:rFonts w:ascii="Times New Roman" w:hAnsi="Times New Roman"/>
-          <w:sz w:val="24"/>
-        </w:rPr>
-        <w:t>Концедента</w:t>
-      </w:r>
-      <w:proofErr w:type="spellEnd"/>
-      <w:r>
-        <w:rPr>
-          <w:rFonts w:ascii="Times New Roman" w:hAnsi="Times New Roman"/>
-          <w:sz w:val="24"/>
-        </w:rPr>
-        <w:t xml:space="preserve"> выплачивается при обеспечении Концессионером нормативного уровня эксплуатационной доступности АПК «Автоматизированная система эксплуатации системы безопасности дорожного движения Вологодской области».</w:t>
+        <w:t>2.2.1.</w:t>
+      </w:r>
+      <w:r>
+        <w:rPr>
+          <w:rFonts w:ascii="Times New Roman" w:hAnsi="Times New Roman"/>
+          <w:sz w:val="24"/>
+        </w:rPr>
+        <w:tab/>
+      </w:r>
+      <w:r>
+        <w:rPr>
+          <w:rFonts w:ascii="Times New Roman" w:hAnsi="Times New Roman"/>
+          <w:sz w:val="24"/>
+        </w:rPr>
+        <w:t>Плата Концедента выплачивается при обеспечении Концессионером нормативного уровня эксплуатационной доступности АПК «Автоматизированная система эксплуатации системы безопасности дорожного движения Вологодской области».</w:t>
       </w:r>
     </w:p>
     <w:p>
       <w:pPr>
         <w:pStyle w:val="16"/>
         <w:widowControl w:val="0"/>
-        <w:numPr>
-          <w:ilvl w:val="2"/>
-          <w:numId w:val="1"/>
-        </w:numPr>
         <w:spacing w:after="240" w:line="240" w:lineRule="auto"/>
         <w:ind w:left="709" w:hanging="709"/>
         <w:jc w:val="both"/>
@@ -3830,33 +4204,27 @@
           <w:rFonts w:ascii="Times New Roman" w:hAnsi="Times New Roman"/>
           <w:sz w:val="24"/>
         </w:rPr>
-        <w:t xml:space="preserve">При недостижении базового уровня эксплуатационной доступности АПК «Автоматизированная система эксплуатации системы безопасности дорожного движения Вологодской области» Плата </w:t>
-      </w:r>
-      <w:proofErr w:type="spellStart"/>
-      <w:r>
-        <w:rPr>
-          <w:rFonts w:ascii="Times New Roman" w:hAnsi="Times New Roman"/>
-          <w:sz w:val="24"/>
-        </w:rPr>
-        <w:t>Концедента</w:t>
-      </w:r>
-      <w:proofErr w:type="spellEnd"/>
-      <w:r>
-        <w:rPr>
-          <w:rFonts w:ascii="Times New Roman" w:hAnsi="Times New Roman"/>
-          <w:sz w:val="24"/>
-        </w:rPr>
-        <w:t xml:space="preserve"> уменьшается в соответствии с Приложением № 8 к Соглашению.</w:t>
+        <w:t>2.2.2.</w:t>
+      </w:r>
+      <w:r>
+        <w:rPr>
+          <w:rFonts w:ascii="Times New Roman" w:hAnsi="Times New Roman"/>
+          <w:sz w:val="24"/>
+        </w:rPr>
+        <w:tab/>
+      </w:r>
+      <w:r>
+        <w:rPr>
+          <w:rFonts w:ascii="Times New Roman" w:hAnsi="Times New Roman"/>
+          <w:sz w:val="24"/>
+        </w:rPr>
+        <w:t>При недостижении базового уровня эксплуатационной доступности АПК «Автоматизированная система эксплуатации системы безопасности дорожного движения Вологодской области» Плата Концедента уменьшается в соответствии с Приложением № 8 к Соглашению.</w:t>
       </w:r>
     </w:p>
     <w:p>
       <w:pPr>
         <w:pStyle w:val="16"/>
         <w:widowControl w:val="0"/>
-        <w:numPr>
-          <w:ilvl w:val="2"/>
-          <w:numId w:val="1"/>
-        </w:numPr>
         <w:spacing w:after="240" w:line="240" w:lineRule="auto"/>
         <w:ind w:left="709" w:hanging="709"/>
         <w:jc w:val="both"/>
@@ -3870,6 +4238,20 @@
           <w:rFonts w:ascii="Times New Roman" w:hAnsi="Times New Roman"/>
           <w:sz w:val="24"/>
         </w:rPr>
+        <w:t>2.2.3.</w:t>
+      </w:r>
+      <w:r>
+        <w:rPr>
+          <w:rFonts w:ascii="Times New Roman" w:hAnsi="Times New Roman"/>
+          <w:sz w:val="24"/>
+        </w:rPr>
+        <w:tab/>
+      </w:r>
+      <w:r>
+        <w:rPr>
+          <w:rFonts w:ascii="Times New Roman" w:hAnsi="Times New Roman"/>
+          <w:sz w:val="24"/>
+        </w:rPr>
         <w:t xml:space="preserve">Размер </w:t>
       </w:r>
       <w:r>
@@ -3884,33 +4266,13 @@
           <w:rFonts w:ascii="Times New Roman" w:hAnsi="Times New Roman"/>
           <w:sz w:val="24"/>
         </w:rPr>
-        <w:t xml:space="preserve">латы </w:t>
-      </w:r>
-      <w:proofErr w:type="spellStart"/>
-      <w:r>
-        <w:rPr>
-          <w:rFonts w:ascii="Times New Roman" w:hAnsi="Times New Roman"/>
-          <w:sz w:val="24"/>
-        </w:rPr>
-        <w:t>Концедента</w:t>
-      </w:r>
-      <w:proofErr w:type="spellEnd"/>
-      <w:r>
-        <w:rPr>
-          <w:rFonts w:ascii="Times New Roman" w:hAnsi="Times New Roman"/>
-          <w:sz w:val="24"/>
-        </w:rPr>
-        <w:t>, подлежащий выплате за отчетный период не должен превышать размера доходов дорожного фонда от штрафов, оплаченных к дате осуществления платежа по постановлениям об административных правонарушениях в области дорожного движения, вынесенным с использованием Объекта Соглашения в отчетном периоде.</w:t>
+        <w:t>латы Концедента, подлежащий выплате за отчетный период не должен превышать размера доходов дорожного фонда от штрафов, оплаченных к дате осуществления платежа по постановлениям об административных правонарушениях в области дорожного движения, вынесенным с использованием Объекта Соглашения в отчетном периоде.</w:t>
       </w:r>
     </w:p>
     <w:p>
       <w:pPr>
         <w:pStyle w:val="16"/>
         <w:widowControl w:val="0"/>
-        <w:numPr>
-          <w:ilvl w:val="2"/>
-          <w:numId w:val="1"/>
-        </w:numPr>
         <w:spacing w:after="240" w:line="240" w:lineRule="auto"/>
         <w:ind w:left="709" w:hanging="709"/>
         <w:jc w:val="both"/>
@@ -3924,6 +4286,20 @@
           <w:rFonts w:ascii="Times New Roman" w:hAnsi="Times New Roman"/>
           <w:sz w:val="24"/>
         </w:rPr>
+        <w:t>2.2.4.</w:t>
+      </w:r>
+      <w:r>
+        <w:rPr>
+          <w:rFonts w:ascii="Times New Roman" w:hAnsi="Times New Roman"/>
+          <w:sz w:val="24"/>
+        </w:rPr>
+        <w:tab/>
+      </w:r>
+      <w:r>
+        <w:rPr>
+          <w:rFonts w:ascii="Times New Roman" w:hAnsi="Times New Roman"/>
+          <w:sz w:val="24"/>
+        </w:rPr>
         <w:t xml:space="preserve">В случае, если размер фактических доходов дорожного фонда от штрафов, оплаченных по постановлениям об административных правонарушениях в области дорожного движения, вынесенным с использованием Объекта Соглашения меньше размера </w:t>
       </w:r>
       <w:r>
@@ -3938,23 +4314,7 @@
           <w:rFonts w:ascii="Times New Roman" w:hAnsi="Times New Roman"/>
           <w:sz w:val="24"/>
         </w:rPr>
-        <w:t xml:space="preserve">латы </w:t>
-      </w:r>
-      <w:proofErr w:type="spellStart"/>
-      <w:r>
-        <w:rPr>
-          <w:rFonts w:ascii="Times New Roman" w:hAnsi="Times New Roman"/>
-          <w:sz w:val="24"/>
-        </w:rPr>
-        <w:t>Концедента</w:t>
-      </w:r>
-      <w:proofErr w:type="spellEnd"/>
-      <w:r>
-        <w:rPr>
-          <w:rFonts w:ascii="Times New Roman" w:hAnsi="Times New Roman"/>
-          <w:sz w:val="24"/>
-        </w:rPr>
-        <w:t xml:space="preserve">, </w:t>
+        <w:t xml:space="preserve">латы Концедента, </w:t>
       </w:r>
       <w:r>
         <w:rPr>
@@ -3968,33 +4328,13 @@
           <w:rFonts w:ascii="Times New Roman" w:hAnsi="Times New Roman"/>
           <w:sz w:val="24"/>
         </w:rPr>
-        <w:t xml:space="preserve">лата </w:t>
-      </w:r>
-      <w:proofErr w:type="spellStart"/>
-      <w:r>
-        <w:rPr>
-          <w:rFonts w:ascii="Times New Roman" w:hAnsi="Times New Roman"/>
-          <w:sz w:val="24"/>
-        </w:rPr>
-        <w:t>Концедента</w:t>
-      </w:r>
-      <w:proofErr w:type="spellEnd"/>
-      <w:r>
-        <w:rPr>
-          <w:rFonts w:ascii="Times New Roman" w:hAnsi="Times New Roman"/>
-          <w:sz w:val="24"/>
-        </w:rPr>
-        <w:t xml:space="preserve"> выплачивается в размере фактических доходов дорожного фонда от штрафов, оплаченных по постановлениям об административных правонарушениях в области дорожного движения, вынесенным с использованием Объекта Соглашения. </w:t>
+        <w:t xml:space="preserve">лата Концедента выплачивается в размере фактических доходов дорожного фонда от штрафов, оплаченных по постановлениям об административных правонарушениях в области дорожного движения, вынесенным с использованием Объекта Соглашения. </w:t>
       </w:r>
     </w:p>
     <w:p>
       <w:pPr>
         <w:pStyle w:val="16"/>
         <w:widowControl w:val="0"/>
-        <w:numPr>
-          <w:ilvl w:val="2"/>
-          <w:numId w:val="1"/>
-        </w:numPr>
         <w:spacing w:after="240" w:line="240" w:lineRule="auto"/>
         <w:ind w:left="709" w:hanging="709"/>
         <w:jc w:val="both"/>
@@ -4003,21 +4343,26 @@
           <w:sz w:val="24"/>
         </w:rPr>
       </w:pPr>
-      <w:proofErr w:type="spellStart"/>
-      <w:r>
-        <w:rPr>
-          <w:rFonts w:ascii="Times New Roman" w:hAnsi="Times New Roman"/>
-          <w:sz w:val="24"/>
-        </w:rPr>
-        <w:t>Концедент</w:t>
-      </w:r>
-      <w:proofErr w:type="spellEnd"/>
-      <w:r>
-        <w:rPr>
-          <w:rFonts w:ascii="Times New Roman" w:hAnsi="Times New Roman"/>
-          <w:sz w:val="24"/>
-        </w:rPr>
-        <w:t xml:space="preserve"> обязуется выплатить разницу между размером </w:t>
+      <w:r>
+        <w:rPr>
+          <w:rFonts w:ascii="Times New Roman" w:hAnsi="Times New Roman"/>
+          <w:sz w:val="24"/>
+        </w:rPr>
+        <w:t>2.2.5.</w:t>
+      </w:r>
+      <w:r>
+        <w:rPr>
+          <w:rFonts w:ascii="Times New Roman" w:hAnsi="Times New Roman"/>
+          <w:sz w:val="24"/>
+        </w:rPr>
+        <w:tab/>
+      </w:r>
+      <w:r>
+        <w:rPr>
+          <w:rFonts w:ascii="Times New Roman" w:hAnsi="Times New Roman"/>
+          <w:sz w:val="24"/>
+        </w:rPr>
+        <w:t xml:space="preserve">Концедент обязуется выплатить разницу между размером </w:t>
       </w:r>
       <w:r>
         <w:rPr>
@@ -4031,23 +4376,7 @@
           <w:rFonts w:ascii="Times New Roman" w:hAnsi="Times New Roman"/>
           <w:sz w:val="24"/>
         </w:rPr>
-        <w:t xml:space="preserve">латы </w:t>
-      </w:r>
-      <w:proofErr w:type="spellStart"/>
-      <w:r>
-        <w:rPr>
-          <w:rFonts w:ascii="Times New Roman" w:hAnsi="Times New Roman"/>
-          <w:sz w:val="24"/>
-        </w:rPr>
-        <w:t>Концедента</w:t>
-      </w:r>
-      <w:proofErr w:type="spellEnd"/>
-      <w:r>
-        <w:rPr>
-          <w:rFonts w:ascii="Times New Roman" w:hAnsi="Times New Roman"/>
-          <w:sz w:val="24"/>
-        </w:rPr>
-        <w:t xml:space="preserve">, определенным в соответствии с пунктом 2.2. настоящего Приложения и фактически выплаченной </w:t>
+        <w:t xml:space="preserve">латы Концедента, определенным в соответствии с пунктом 2.2. настоящего Приложения и фактически выплаченной </w:t>
       </w:r>
       <w:r>
         <w:rPr>
@@ -4061,23 +4390,7 @@
           <w:rFonts w:ascii="Times New Roman" w:hAnsi="Times New Roman"/>
           <w:sz w:val="24"/>
         </w:rPr>
-        <w:t xml:space="preserve">латой </w:t>
-      </w:r>
-      <w:proofErr w:type="spellStart"/>
-      <w:r>
-        <w:rPr>
-          <w:rFonts w:ascii="Times New Roman" w:hAnsi="Times New Roman"/>
-          <w:sz w:val="24"/>
-        </w:rPr>
-        <w:t>Концедента</w:t>
-      </w:r>
-      <w:proofErr w:type="spellEnd"/>
-      <w:r>
-        <w:rPr>
-          <w:rFonts w:ascii="Times New Roman" w:hAnsi="Times New Roman"/>
-          <w:sz w:val="24"/>
-        </w:rPr>
-        <w:t xml:space="preserve"> в течение 6 месяцев с даты завершения отчетного квартала.</w:t>
+        <w:t>латой Концедента в течение 6 месяцев с даты завершения отчетного квартала.</w:t>
       </w:r>
     </w:p>
     <w:p>
@@ -4115,27 +4428,13 @@
           <w:b/>
           <w:sz w:val="24"/>
         </w:rPr>
-        <w:t xml:space="preserve">латы </w:t>
-      </w:r>
-      <w:proofErr w:type="spellStart"/>
-      <w:r>
-        <w:rPr>
-          <w:rFonts w:ascii="Times New Roman" w:hAnsi="Times New Roman"/>
-          <w:b/>
-          <w:sz w:val="24"/>
-        </w:rPr>
-        <w:t>Концедента</w:t>
-      </w:r>
-      <w:proofErr w:type="spellEnd"/>
+        <w:t>латы Концедента</w:t>
+      </w:r>
     </w:p>
     <w:p>
       <w:pPr>
         <w:pStyle w:val="16"/>
         <w:widowControl w:val="0"/>
-        <w:numPr>
-          <w:ilvl w:val="1"/>
-          <w:numId w:val="1"/>
-        </w:numPr>
         <w:spacing w:after="240" w:line="240" w:lineRule="auto"/>
         <w:ind w:left="709" w:hanging="709"/>
         <w:jc w:val="both"/>
@@ -4151,23 +4450,21 @@
           <w:rFonts w:ascii="Times New Roman" w:hAnsi="Times New Roman"/>
           <w:sz w:val="24"/>
         </w:rPr>
-        <w:t xml:space="preserve">Плата </w:t>
-      </w:r>
-      <w:proofErr w:type="spellStart"/>
-      <w:r>
-        <w:rPr>
-          <w:rFonts w:ascii="Times New Roman" w:hAnsi="Times New Roman"/>
-          <w:sz w:val="24"/>
-        </w:rPr>
-        <w:t>Концедента</w:t>
-      </w:r>
-      <w:proofErr w:type="spellEnd"/>
-      <w:r>
-        <w:rPr>
-          <w:rFonts w:ascii="Times New Roman" w:hAnsi="Times New Roman"/>
-          <w:sz w:val="24"/>
-        </w:rPr>
-        <w:t xml:space="preserve"> рассчитывается за каждый </w:t>
+        <w:t>2.3.</w:t>
+      </w:r>
+      <w:r>
+        <w:rPr>
+          <w:rFonts w:ascii="Times New Roman" w:hAnsi="Times New Roman"/>
+          <w:sz w:val="24"/>
+        </w:rPr>
+        <w:tab/>
+      </w:r>
+      <w:r>
+        <w:rPr>
+          <w:rFonts w:ascii="Times New Roman" w:hAnsi="Times New Roman"/>
+          <w:sz w:val="24"/>
+        </w:rPr>
+        <w:t xml:space="preserve">Плата Концедента рассчитывается за каждый </w:t>
       </w:r>
       <w:r>
         <w:rPr>
@@ -4216,10 +4513,6 @@
       <w:pPr>
         <w:pStyle w:val="16"/>
         <w:widowControl w:val="0"/>
-        <w:numPr>
-          <w:ilvl w:val="1"/>
-          <w:numId w:val="1"/>
-        </w:numPr>
         <w:spacing w:after="240" w:line="240" w:lineRule="auto"/>
         <w:ind w:left="709" w:hanging="709"/>
         <w:jc w:val="both"/>
@@ -4234,6 +4527,20 @@
           <w:rFonts w:ascii="Times New Roman" w:hAnsi="Times New Roman"/>
           <w:sz w:val="24"/>
         </w:rPr>
+        <w:t>2.4.</w:t>
+      </w:r>
+      <w:r>
+        <w:rPr>
+          <w:rFonts w:ascii="Times New Roman" w:hAnsi="Times New Roman"/>
+          <w:sz w:val="24"/>
+        </w:rPr>
+        <w:tab/>
+      </w:r>
+      <w:r>
+        <w:rPr>
+          <w:rFonts w:ascii="Times New Roman" w:hAnsi="Times New Roman"/>
+          <w:sz w:val="24"/>
+        </w:rPr>
         <w:t xml:space="preserve">Выплата </w:t>
       </w:r>
       <w:r>
@@ -4248,23 +4555,7 @@
           <w:rFonts w:ascii="Times New Roman" w:hAnsi="Times New Roman"/>
           <w:sz w:val="24"/>
         </w:rPr>
-        <w:t xml:space="preserve">латы </w:t>
-      </w:r>
-      <w:proofErr w:type="spellStart"/>
-      <w:r>
-        <w:rPr>
-          <w:rFonts w:ascii="Times New Roman" w:hAnsi="Times New Roman"/>
-          <w:sz w:val="24"/>
-        </w:rPr>
-        <w:t>Концедента</w:t>
-      </w:r>
-      <w:proofErr w:type="spellEnd"/>
-      <w:r>
-        <w:rPr>
-          <w:rFonts w:ascii="Times New Roman" w:hAnsi="Times New Roman"/>
-          <w:sz w:val="24"/>
-        </w:rPr>
-        <w:t xml:space="preserve"> осуществляется в течение этапа Эксплуатации в следующие сроки:</w:t>
+        <w:t>латы Концедента осуществляется в течение этапа Эксплуатации в следующие сроки:</w:t>
       </w:r>
       <w:bookmarkEnd w:id="0"/>
       <w:bookmarkEnd w:id="2"/>
@@ -4280,10 +4571,6 @@
       <w:pPr>
         <w:pStyle w:val="16"/>
         <w:widowControl w:val="0"/>
-        <w:numPr>
-          <w:ilvl w:val="0"/>
-          <w:numId w:val="3"/>
-        </w:numPr>
         <w:spacing w:after="240" w:line="240" w:lineRule="auto"/>
         <w:ind w:left="1134" w:hanging="501"/>
         <w:jc w:val="both"/>
@@ -4292,6 +4579,20 @@
           <w:sz w:val="24"/>
         </w:rPr>
       </w:pPr>
+      <w:r>
+        <w:rPr>
+          <w:rFonts w:ascii="Times New Roman" w:hAnsi="Times New Roman"/>
+          <w:sz w:val="24"/>
+        </w:rPr>
+        <w:t>(а)</w:t>
+      </w:r>
+      <w:r>
+        <w:rPr>
+          <w:rFonts w:ascii="Times New Roman" w:hAnsi="Times New Roman"/>
+          <w:sz w:val="24"/>
+        </w:rPr>
+        <w:tab/>
+      </w:r>
       <w:r>
         <w:rPr>
           <w:rFonts w:ascii="Times New Roman" w:hAnsi="Times New Roman"/>
@@ -4346,10 +4647,6 @@
       <w:pPr>
         <w:pStyle w:val="16"/>
         <w:widowControl w:val="0"/>
-        <w:numPr>
-          <w:ilvl w:val="0"/>
-          <w:numId w:val="3"/>
-        </w:numPr>
         <w:spacing w:after="240" w:line="240" w:lineRule="auto"/>
         <w:ind w:left="1134" w:hanging="501"/>
         <w:jc w:val="both"/>
@@ -4358,6 +4655,20 @@
           <w:sz w:val="24"/>
         </w:rPr>
       </w:pPr>
+      <w:r>
+        <w:rPr>
+          <w:rFonts w:ascii="Times New Roman" w:hAnsi="Times New Roman"/>
+          <w:sz w:val="24"/>
+        </w:rPr>
+        <w:t>(б)</w:t>
+      </w:r>
+      <w:r>
+        <w:rPr>
+          <w:rFonts w:ascii="Times New Roman" w:hAnsi="Times New Roman"/>
+          <w:sz w:val="24"/>
+        </w:rPr>
+        <w:tab/>
+      </w:r>
       <w:r>
         <w:rPr>
           <w:rFonts w:ascii="Times New Roman" w:hAnsi="Times New Roman"/>
@@ -4412,10 +4723,6 @@
       <w:pPr>
         <w:pStyle w:val="16"/>
         <w:widowControl w:val="0"/>
-        <w:numPr>
-          <w:ilvl w:val="0"/>
-          <w:numId w:val="3"/>
-        </w:numPr>
         <w:spacing w:after="240" w:line="240" w:lineRule="auto"/>
         <w:ind w:left="1134" w:hanging="501"/>
         <w:jc w:val="both"/>
@@ -4424,6 +4731,20 @@
           <w:sz w:val="24"/>
         </w:rPr>
       </w:pPr>
+      <w:r>
+        <w:rPr>
+          <w:rFonts w:ascii="Times New Roman" w:hAnsi="Times New Roman"/>
+          <w:sz w:val="24"/>
+        </w:rPr>
+        <w:t>(в)</w:t>
+      </w:r>
+      <w:r>
+        <w:rPr>
+          <w:rFonts w:ascii="Times New Roman" w:hAnsi="Times New Roman"/>
+          <w:sz w:val="24"/>
+        </w:rPr>
+        <w:tab/>
+      </w:r>
       <w:r>
         <w:rPr>
           <w:rFonts w:ascii="Times New Roman" w:hAnsi="Times New Roman"/>
@@ -4478,10 +4799,6 @@
       <w:pPr>
         <w:pStyle w:val="16"/>
         <w:widowControl w:val="0"/>
-        <w:numPr>
-          <w:ilvl w:val="0"/>
-          <w:numId w:val="3"/>
-        </w:numPr>
         <w:spacing w:after="240" w:line="240" w:lineRule="auto"/>
         <w:ind w:left="1134" w:hanging="501"/>
         <w:jc w:val="both"/>
@@ -4490,6 +4807,20 @@
           <w:sz w:val="24"/>
         </w:rPr>
       </w:pPr>
+      <w:r>
+        <w:rPr>
+          <w:rFonts w:ascii="Times New Roman" w:hAnsi="Times New Roman"/>
+          <w:sz w:val="24"/>
+        </w:rPr>
+        <w:t>(г)</w:t>
+      </w:r>
+      <w:r>
+        <w:rPr>
+          <w:rFonts w:ascii="Times New Roman" w:hAnsi="Times New Roman"/>
+          <w:sz w:val="24"/>
+        </w:rPr>
+        <w:tab/>
+      </w:r>
       <w:r>
         <w:rPr>
           <w:rFonts w:ascii="Times New Roman" w:hAnsi="Times New Roman"/>
@@ -4544,10 +4875,6 @@
       <w:pPr>
         <w:pStyle w:val="16"/>
         <w:widowControl w:val="0"/>
-        <w:numPr>
-          <w:ilvl w:val="1"/>
-          <w:numId w:val="1"/>
-        </w:numPr>
         <w:spacing w:after="240" w:line="240" w:lineRule="auto"/>
         <w:ind w:left="709" w:hanging="709"/>
         <w:jc w:val="both"/>
@@ -4561,6 +4888,20 @@
           <w:rFonts w:ascii="Times New Roman" w:hAnsi="Times New Roman"/>
           <w:sz w:val="24"/>
         </w:rPr>
+        <w:t>2.5.</w:t>
+      </w:r>
+      <w:r>
+        <w:rPr>
+          <w:rFonts w:ascii="Times New Roman" w:hAnsi="Times New Roman"/>
+          <w:sz w:val="24"/>
+        </w:rPr>
+        <w:tab/>
+      </w:r>
+      <w:r>
+        <w:rPr>
+          <w:rFonts w:ascii="Times New Roman" w:hAnsi="Times New Roman"/>
+          <w:sz w:val="24"/>
+        </w:rPr>
         <w:t xml:space="preserve">Расчет размера </w:t>
       </w:r>
       <w:r>
@@ -4575,23 +4916,7 @@
           <w:rFonts w:ascii="Times New Roman" w:hAnsi="Times New Roman"/>
           <w:sz w:val="24"/>
         </w:rPr>
-        <w:t xml:space="preserve">латы </w:t>
-      </w:r>
-      <w:proofErr w:type="spellStart"/>
-      <w:r>
-        <w:rPr>
-          <w:rFonts w:ascii="Times New Roman" w:hAnsi="Times New Roman"/>
-          <w:sz w:val="24"/>
-        </w:rPr>
-        <w:t>Концедента</w:t>
-      </w:r>
-      <w:proofErr w:type="spellEnd"/>
-      <w:r>
-        <w:rPr>
-          <w:rFonts w:ascii="Times New Roman" w:hAnsi="Times New Roman"/>
-          <w:sz w:val="24"/>
-        </w:rPr>
-        <w:t xml:space="preserve">, подлежащей выплате Концессионеру (далее – </w:t>
+        <w:t xml:space="preserve">латы Концедента, подлежащей выплате Концессионеру (далее – </w:t>
       </w:r>
       <w:r>
         <w:rPr>
@@ -4615,40 +4940,14 @@
           <w:b/>
           <w:sz w:val="24"/>
         </w:rPr>
-        <w:t xml:space="preserve">латы </w:t>
-      </w:r>
-      <w:proofErr w:type="spellStart"/>
-      <w:r>
-        <w:rPr>
-          <w:rFonts w:ascii="Times New Roman" w:hAnsi="Times New Roman"/>
-          <w:b/>
-          <w:sz w:val="24"/>
-        </w:rPr>
-        <w:t>Концедента</w:t>
-      </w:r>
-      <w:proofErr w:type="spellEnd"/>
-      <w:r>
-        <w:rPr>
-          <w:rFonts w:ascii="Times New Roman" w:hAnsi="Times New Roman"/>
-          <w:sz w:val="24"/>
-        </w:rPr>
-        <w:t xml:space="preserve">), осуществляется Концессионером и направляется </w:t>
-      </w:r>
-      <w:proofErr w:type="spellStart"/>
-      <w:r>
-        <w:rPr>
-          <w:rFonts w:ascii="Times New Roman" w:hAnsi="Times New Roman"/>
-          <w:sz w:val="24"/>
-        </w:rPr>
-        <w:t>Концеденту</w:t>
-      </w:r>
-      <w:proofErr w:type="spellEnd"/>
-      <w:r>
-        <w:rPr>
-          <w:rFonts w:ascii="Times New Roman" w:hAnsi="Times New Roman"/>
-          <w:sz w:val="24"/>
-        </w:rPr>
-        <w:t xml:space="preserve"> не позднее 10 (Десяти) Рабочих дней до окончания соответствующего </w:t>
+        <w:t>латы Концедента</w:t>
+      </w:r>
+      <w:r>
+        <w:rPr>
+          <w:rFonts w:ascii="Times New Roman" w:hAnsi="Times New Roman"/>
+          <w:sz w:val="24"/>
+        </w:rPr>
+        <w:t xml:space="preserve">), осуществляется Концессионером и направляется Концеденту не позднее 10 (Десяти) Рабочих дней до окончания соответствующего </w:t>
       </w:r>
       <w:r>
         <w:rPr>
@@ -4669,10 +4968,6 @@
       <w:pPr>
         <w:pStyle w:val="16"/>
         <w:widowControl w:val="0"/>
-        <w:numPr>
-          <w:ilvl w:val="1"/>
-          <w:numId w:val="1"/>
-        </w:numPr>
         <w:spacing w:after="240" w:line="240" w:lineRule="auto"/>
         <w:ind w:left="709" w:hanging="709"/>
         <w:jc w:val="both"/>
@@ -4689,6 +4984,20 @@
           <w:rFonts w:ascii="Times New Roman" w:hAnsi="Times New Roman"/>
           <w:sz w:val="24"/>
         </w:rPr>
+        <w:t>2.6.</w:t>
+      </w:r>
+      <w:r>
+        <w:rPr>
+          <w:rFonts w:ascii="Times New Roman" w:hAnsi="Times New Roman"/>
+          <w:sz w:val="24"/>
+        </w:rPr>
+        <w:tab/>
+      </w:r>
+      <w:r>
+        <w:rPr>
+          <w:rFonts w:ascii="Times New Roman" w:hAnsi="Times New Roman"/>
+          <w:sz w:val="24"/>
+        </w:rPr>
         <w:t>В течение 5 (</w:t>
       </w:r>
       <w:r>
@@ -4731,39 +5040,7 @@
           <w:rFonts w:ascii="Times New Roman" w:hAnsi="Times New Roman"/>
           <w:sz w:val="24"/>
         </w:rPr>
-        <w:t xml:space="preserve">латы </w:t>
-      </w:r>
-      <w:proofErr w:type="spellStart"/>
-      <w:r>
-        <w:rPr>
-          <w:rFonts w:ascii="Times New Roman" w:hAnsi="Times New Roman"/>
-          <w:sz w:val="24"/>
-        </w:rPr>
-        <w:t>Концедента</w:t>
-      </w:r>
-      <w:proofErr w:type="spellEnd"/>
-      <w:r>
-        <w:rPr>
-          <w:rFonts w:ascii="Times New Roman" w:hAnsi="Times New Roman"/>
-          <w:sz w:val="24"/>
-        </w:rPr>
-        <w:t xml:space="preserve"> </w:t>
-      </w:r>
-      <w:proofErr w:type="spellStart"/>
-      <w:r>
-        <w:rPr>
-          <w:rFonts w:ascii="Times New Roman" w:hAnsi="Times New Roman"/>
-          <w:sz w:val="24"/>
-        </w:rPr>
-        <w:t>Концедент</w:t>
-      </w:r>
-      <w:proofErr w:type="spellEnd"/>
-      <w:r>
-        <w:rPr>
-          <w:rFonts w:ascii="Times New Roman" w:hAnsi="Times New Roman"/>
-          <w:sz w:val="24"/>
-        </w:rPr>
-        <w:t xml:space="preserve"> вправе направить Концессионеру скорректированный на размер </w:t>
+        <w:t xml:space="preserve">латы Концедента Концедент вправе направить Концессионеру скорректированный на размер </w:t>
       </w:r>
       <w:r>
         <w:rPr>
@@ -4805,39 +5082,7 @@
           <w:rFonts w:ascii="Times New Roman" w:hAnsi="Times New Roman"/>
           <w:sz w:val="24"/>
         </w:rPr>
-        <w:t xml:space="preserve">латы </w:t>
-      </w:r>
-      <w:proofErr w:type="spellStart"/>
-      <w:r>
-        <w:rPr>
-          <w:rFonts w:ascii="Times New Roman" w:hAnsi="Times New Roman"/>
-          <w:sz w:val="24"/>
-        </w:rPr>
-        <w:t>Концедента</w:t>
-      </w:r>
-      <w:proofErr w:type="spellEnd"/>
-      <w:r>
-        <w:rPr>
-          <w:rFonts w:ascii="Times New Roman" w:hAnsi="Times New Roman"/>
-          <w:sz w:val="24"/>
-        </w:rPr>
-        <w:t xml:space="preserve">. В случае если до истечения, указанного в настоящем пункте срока </w:t>
-      </w:r>
-      <w:proofErr w:type="spellStart"/>
-      <w:r>
-        <w:rPr>
-          <w:rFonts w:ascii="Times New Roman" w:hAnsi="Times New Roman"/>
-          <w:sz w:val="24"/>
-        </w:rPr>
-        <w:t>Концедент</w:t>
-      </w:r>
-      <w:proofErr w:type="spellEnd"/>
-      <w:r>
-        <w:rPr>
-          <w:rFonts w:ascii="Times New Roman" w:hAnsi="Times New Roman"/>
-          <w:sz w:val="24"/>
-        </w:rPr>
-        <w:t xml:space="preserve"> не направит Концессионеру свои замечания и/или уточнения в отношении </w:t>
+        <w:t xml:space="preserve">латы Концедента. В случае если до истечения, указанного в настоящем пункте срока Концедент не направит Концессионеру свои замечания и/или уточнения в отношении </w:t>
       </w:r>
       <w:r>
         <w:rPr>
@@ -4865,23 +5110,7 @@
           <w:rFonts w:ascii="Times New Roman" w:hAnsi="Times New Roman"/>
           <w:sz w:val="24"/>
         </w:rPr>
-        <w:t xml:space="preserve">латы </w:t>
-      </w:r>
-      <w:proofErr w:type="spellStart"/>
-      <w:r>
-        <w:rPr>
-          <w:rFonts w:ascii="Times New Roman" w:hAnsi="Times New Roman"/>
-          <w:sz w:val="24"/>
-        </w:rPr>
-        <w:t>Концедента</w:t>
-      </w:r>
-      <w:proofErr w:type="spellEnd"/>
-      <w:r>
-        <w:rPr>
-          <w:rFonts w:ascii="Times New Roman" w:hAnsi="Times New Roman"/>
-          <w:sz w:val="24"/>
-        </w:rPr>
-        <w:t xml:space="preserve">, указанный </w:t>
+        <w:t xml:space="preserve">латы Концедента, указанный </w:t>
       </w:r>
       <w:r>
         <w:rPr>
@@ -4909,39 +5138,7 @@
           <w:rFonts w:ascii="Times New Roman" w:hAnsi="Times New Roman"/>
           <w:sz w:val="24"/>
         </w:rPr>
-        <w:t xml:space="preserve">латы </w:t>
-      </w:r>
-      <w:proofErr w:type="spellStart"/>
-      <w:r>
-        <w:rPr>
-          <w:rFonts w:ascii="Times New Roman" w:hAnsi="Times New Roman"/>
-          <w:sz w:val="24"/>
-        </w:rPr>
-        <w:t>Концедента</w:t>
-      </w:r>
-      <w:proofErr w:type="spellEnd"/>
-      <w:r>
-        <w:rPr>
-          <w:rFonts w:ascii="Times New Roman" w:hAnsi="Times New Roman"/>
-          <w:sz w:val="24"/>
-        </w:rPr>
-        <w:t xml:space="preserve"> считается согласованным </w:t>
-      </w:r>
-      <w:proofErr w:type="spellStart"/>
-      <w:r>
-        <w:rPr>
-          <w:rFonts w:ascii="Times New Roman" w:hAnsi="Times New Roman"/>
-          <w:sz w:val="24"/>
-        </w:rPr>
-        <w:t>Концедентом</w:t>
-      </w:r>
-      <w:proofErr w:type="spellEnd"/>
-      <w:r>
-        <w:rPr>
-          <w:rFonts w:ascii="Times New Roman" w:hAnsi="Times New Roman"/>
-          <w:sz w:val="24"/>
-        </w:rPr>
-        <w:t>.</w:t>
+        <w:t>латы Концедента считается согласованным Концедентом.</w:t>
       </w:r>
       <w:bookmarkEnd w:id="3"/>
       <w:bookmarkEnd w:id="4"/>
@@ -4957,10 +5154,6 @@
       <w:pPr>
         <w:pStyle w:val="16"/>
         <w:widowControl w:val="0"/>
-        <w:numPr>
-          <w:ilvl w:val="1"/>
-          <w:numId w:val="1"/>
-        </w:numPr>
         <w:spacing w:after="240" w:line="240" w:lineRule="auto"/>
         <w:ind w:left="709" w:hanging="709"/>
         <w:jc w:val="both"/>
@@ -4975,7 +5168,20 @@
           <w:rFonts w:ascii="Times New Roman" w:hAnsi="Times New Roman"/>
           <w:sz w:val="24"/>
         </w:rPr>
-        <w:lastRenderedPageBreak/>
+        <w:t>2.7.</w:t>
+      </w:r>
+      <w:r>
+        <w:rPr>
+          <w:rFonts w:ascii="Times New Roman" w:hAnsi="Times New Roman"/>
+          <w:sz w:val="24"/>
+        </w:rPr>
+        <w:tab/>
+      </w:r>
+      <w:r>
+        <w:rPr>
+          <w:rFonts w:ascii="Times New Roman" w:hAnsi="Times New Roman"/>
+          <w:sz w:val="24"/>
+        </w:rPr>
         <w:t>В случае если до истечения указанного в пункте </w:t>
       </w:r>
       <w:r>
@@ -5024,64 +5230,7 @@
           <w:rFonts w:ascii="Times New Roman" w:hAnsi="Times New Roman"/>
           <w:sz w:val="24"/>
         </w:rPr>
-        <w:t xml:space="preserve"> настоящего Приложения срока </w:t>
-      </w:r>
-      <w:proofErr w:type="spellStart"/>
-      <w:r>
-        <w:rPr>
-          <w:rFonts w:ascii="Times New Roman" w:hAnsi="Times New Roman"/>
-          <w:sz w:val="24"/>
-        </w:rPr>
-        <w:t>Концедент</w:t>
-      </w:r>
-      <w:proofErr w:type="spellEnd"/>
-      <w:r>
-        <w:rPr>
-          <w:rFonts w:ascii="Times New Roman" w:hAnsi="Times New Roman"/>
-          <w:sz w:val="24"/>
-        </w:rPr>
-        <w:t xml:space="preserve"> направит Концессионеру свои замечания и/или уточнения в отношении Расчета Платы </w:t>
-      </w:r>
-      <w:proofErr w:type="spellStart"/>
-      <w:r>
-        <w:rPr>
-          <w:rFonts w:ascii="Times New Roman" w:hAnsi="Times New Roman"/>
-          <w:sz w:val="24"/>
-        </w:rPr>
-        <w:t>Концедента</w:t>
-      </w:r>
-      <w:proofErr w:type="spellEnd"/>
-      <w:r>
-        <w:rPr>
-          <w:rFonts w:ascii="Times New Roman" w:hAnsi="Times New Roman"/>
-          <w:sz w:val="24"/>
-        </w:rPr>
-        <w:t>, Стороны об</w:t>
-      </w:r>
-      <w:bookmarkStart w:id="6" w:name="_GoBack"/>
-      <w:bookmarkEnd w:id="6"/>
-      <w:r>
-        <w:rPr>
-          <w:rFonts w:ascii="Times New Roman" w:hAnsi="Times New Roman"/>
-          <w:sz w:val="24"/>
-        </w:rPr>
-        <w:t xml:space="preserve">язаны согласовать скорректированный Расчет Платы </w:t>
-      </w:r>
-      <w:proofErr w:type="spellStart"/>
-      <w:r>
-        <w:rPr>
-          <w:rFonts w:ascii="Times New Roman" w:hAnsi="Times New Roman"/>
-          <w:sz w:val="24"/>
-        </w:rPr>
-        <w:t>Концедента</w:t>
-      </w:r>
-      <w:proofErr w:type="spellEnd"/>
-      <w:r>
-        <w:rPr>
-          <w:rFonts w:ascii="Times New Roman" w:hAnsi="Times New Roman"/>
-          <w:sz w:val="24"/>
-        </w:rPr>
-        <w:t xml:space="preserve"> не позднее 5 (Пяти) Рабочих дней. </w:t>
+        <w:t xml:space="preserve"> настоящего Приложения срока Концедент направит Концессионеру свои замечания и/или уточнения в отношении Расчета Платы Концедента, Стороны обязаны согласовать скорректированный Расчет Платы Концедента не позднее 5 (Пяти) Рабочих дней. </w:t>
       </w:r>
       <w:bookmarkEnd w:id="5"/>
     </w:p>
@@ -5089,10 +5238,6 @@
       <w:pPr>
         <w:pStyle w:val="16"/>
         <w:widowControl w:val="0"/>
-        <w:numPr>
-          <w:ilvl w:val="1"/>
-          <w:numId w:val="1"/>
-        </w:numPr>
         <w:spacing w:after="240" w:line="240" w:lineRule="auto"/>
         <w:ind w:left="709" w:hanging="709"/>
         <w:jc w:val="both"/>
@@ -5106,71 +5251,21 @@
           <w:rFonts w:ascii="Times New Roman" w:hAnsi="Times New Roman"/>
           <w:sz w:val="24"/>
         </w:rPr>
-        <w:t xml:space="preserve">В случае несогласия Концессионера с замечаниями (уточнениями) </w:t>
-      </w:r>
-      <w:proofErr w:type="spellStart"/>
-      <w:r>
-        <w:rPr>
-          <w:rFonts w:ascii="Times New Roman" w:hAnsi="Times New Roman"/>
-          <w:sz w:val="24"/>
-        </w:rPr>
-        <w:t>Концедента</w:t>
-      </w:r>
-      <w:proofErr w:type="spellEnd"/>
-      <w:r>
-        <w:rPr>
-          <w:rFonts w:ascii="Times New Roman" w:hAnsi="Times New Roman"/>
-          <w:sz w:val="24"/>
-        </w:rPr>
-        <w:t xml:space="preserve"> в отношении Расчета Платы </w:t>
-      </w:r>
-      <w:proofErr w:type="spellStart"/>
-      <w:r>
-        <w:rPr>
-          <w:rFonts w:ascii="Times New Roman" w:hAnsi="Times New Roman"/>
-          <w:sz w:val="24"/>
-        </w:rPr>
-        <w:t>Концедента</w:t>
-      </w:r>
-      <w:proofErr w:type="spellEnd"/>
-      <w:r>
-        <w:rPr>
-          <w:rFonts w:ascii="Times New Roman" w:hAnsi="Times New Roman"/>
-          <w:sz w:val="24"/>
-        </w:rPr>
-        <w:t xml:space="preserve">, считается, что между Сторонами возник Спор, подлежащий урегулированию с применением Порядка Разрешения Споров. При этом </w:t>
-      </w:r>
-      <w:proofErr w:type="spellStart"/>
-      <w:r>
-        <w:rPr>
-          <w:rFonts w:ascii="Times New Roman" w:hAnsi="Times New Roman"/>
-          <w:sz w:val="24"/>
-        </w:rPr>
-        <w:t>Концедент</w:t>
-      </w:r>
-      <w:proofErr w:type="spellEnd"/>
-      <w:r>
-        <w:rPr>
-          <w:rFonts w:ascii="Times New Roman" w:hAnsi="Times New Roman"/>
-          <w:sz w:val="24"/>
-        </w:rPr>
-        <w:t xml:space="preserve"> осуществляет выплату той части Платы </w:t>
-      </w:r>
-      <w:proofErr w:type="spellStart"/>
-      <w:r>
-        <w:rPr>
-          <w:rFonts w:ascii="Times New Roman" w:hAnsi="Times New Roman"/>
-          <w:sz w:val="24"/>
-        </w:rPr>
-        <w:t>Концедента</w:t>
-      </w:r>
-      <w:proofErr w:type="spellEnd"/>
-      <w:r>
-        <w:rPr>
-          <w:rFonts w:ascii="Times New Roman" w:hAnsi="Times New Roman"/>
-          <w:sz w:val="24"/>
-        </w:rPr>
-        <w:t xml:space="preserve">, в отношении которой отсутствует Спор, в сроки, указанные в пункте </w:t>
+        <w:t>2.8.</w:t>
+      </w:r>
+      <w:r>
+        <w:rPr>
+          <w:rFonts w:ascii="Times New Roman" w:hAnsi="Times New Roman"/>
+          <w:sz w:val="24"/>
+        </w:rPr>
+        <w:tab/>
+      </w:r>
+      <w:r>
+        <w:rPr>
+          <w:rFonts w:ascii="Times New Roman" w:hAnsi="Times New Roman"/>
+          <w:sz w:val="24"/>
+        </w:rPr>
+        <w:t xml:space="preserve">В случае несогласия Концессионера с замечаниями (уточнениями) Концедента в отношении Расчета Платы Концедента, считается, что между Сторонами возник Спор, подлежащий урегулированию с применением Порядка Разрешения Споров. При этом Концедент осуществляет выплату той части Платы Концедента, в отношении которой отсутствует Спор, в сроки, указанные в пункте </w:t>
       </w:r>
       <w:r>
         <w:rPr>
@@ -5312,25 +5407,7 @@
                 <w:sz w:val="24"/>
                 <w:szCs w:val="24"/>
               </w:rPr>
-              <w:t xml:space="preserve">От </w:t>
-            </w:r>
-            <w:proofErr w:type="spellStart"/>
-            <w:r>
-              <w:rPr>
-                <w:b/>
-                <w:sz w:val="24"/>
-                <w:szCs w:val="24"/>
-              </w:rPr>
-              <w:t>Концедента</w:t>
-            </w:r>
-            <w:proofErr w:type="spellEnd"/>
-            <w:r>
-              <w:rPr>
-                <w:b/>
-                <w:sz w:val="24"/>
-                <w:szCs w:val="24"/>
-              </w:rPr>
-              <w:t>:</w:t>
+              <w:t>От Концедента:</w:t>
             </w:r>
           </w:p>
           <w:p>
@@ -5543,7 +5620,7 @@
 </file>
 
 <file path=word/numbering.xml><?xml version="1.0" encoding="utf-8"?>
-<w:numbering xmlns:wpc="http://schemas.microsoft.com/office/word/2010/wordprocessingCanvas" xmlns:cx="http://schemas.microsoft.com/office/drawing/2014/chartex" xmlns:cx1="http://schemas.microsoft.com/office/drawing/2015/9/8/chartex" xmlns:cx2="http://schemas.microsoft.com/office/drawing/2015/10/21/chartex" xmlns:cx3="http://schemas.microsoft.com/office/drawing/2016/5/9/chartex" xmlns:cx4="http://schemas.microsoft.com/office/drawing/2016/5/10/chartex" xmlns:cx5="http://schemas.microsoft.com/office/drawing/2016/5/11/chartex" xmlns:cx6="http://schemas.microsoft.com/office/drawing/2016/5/12/chartex" xmlns:cx7="http://schemas.microsoft.com/office/drawing/2016/5/13/chartex" xmlns:cx8="http://schemas.microsoft.com/office/drawing/2016/5/14/chartex" xmlns:mc="http://schemas.openxmlformats.org/markup-compatibility/2006" xmlns:aink="http://schemas.microsoft.com/office/drawing/2016/ink" xmlns:am3d="http://schemas.microsoft.com/office/drawing/2017/model3d" xmlns:o="urn:schemas-microsoft-com:office:office" xmlns:r="http://schemas.openxmlformats.org/officeDocument/2006/relationships" xmlns:m="http://schemas.openxmlformats.org/officeDocument/2006/math" xmlns:v="urn:schemas-microsoft-com:vml" xmlns:wp14="http://schemas.microsoft.com/office/word/2010/wordprocessingDrawing" xmlns:wp="http://schemas.openxmlformats.org/drawingml/2006/wordprocessingDrawing" xmlns:w10="urn:schemas-microsoft-com:office:word" xmlns:w="http://schemas.openxmlformats.org/wordprocessingml/2006/main" xmlns:w14="http://schemas.microsoft.com/office/word/2010/wordml" xmlns:w15="http://schemas.microsoft.com/office/word/2012/wordml" xmlns:w16cid="http://schemas.microsoft.com/office/word/2016/wordml/cid" xmlns:w16se="http://schemas.microsoft.com/office/word/2015/wordml/symex" xmlns:wpg="http://schemas.microsoft.com/office/word/2010/wordprocessingGroup" xmlns:wpi="http://schemas.microsoft.com/office/word/2010/wordprocessingInk" xmlns:wne="http://schemas.microsoft.com/office/word/2006/wordml" xmlns:wps="http://schemas.microsoft.com/office/word/2010/wordprocessingShape" mc:Ignorable="w14 w15 w16se w16cid wp14">
+<w:numbering xmlns:wpc="http://schemas.microsoft.com/office/word/2010/wordprocessingCanvas" xmlns:cx="http://schemas.microsoft.com/office/drawing/2014/chartex" xmlns:cx1="http://schemas.microsoft.com/office/drawing/2015/9/8/chartex" xmlns:cx2="http://schemas.microsoft.com/office/drawing/2015/10/21/chartex" xmlns:cx3="http://schemas.microsoft.com/office/drawing/2016/5/9/chartex" xmlns:cx4="http://schemas.microsoft.com/office/drawing/2016/5/10/chartex" xmlns:cx5="http://schemas.microsoft.com/office/drawing/2016/5/11/chartex" xmlns:cx6="http://schemas.microsoft.com/office/drawing/2016/5/12/chartex" xmlns:cx7="http://schemas.microsoft.com/office/drawing/2016/5/13/chartex" xmlns:cx8="http://schemas.microsoft.com/office/drawing/2016/5/14/chartex" xmlns:mc="http://schemas.openxmlformats.org/markup-compatibility/2006" xmlns:aink="http://schemas.microsoft.com/office/drawing/2016/ink" xmlns:am3d="http://schemas.microsoft.com/office/drawing/2017/model3d" xmlns:o="urn:schemas-microsoft-com:office:office" xmlns:oel="http://schemas.microsoft.com/office/2019/extlst" xmlns:r="http://schemas.openxmlformats.org/officeDocument/2006/relationships" xmlns:m="http://schemas.openxmlformats.org/officeDocument/2006/math" xmlns:v="urn:schemas-microsoft-com:vml" xmlns:wp14="http://schemas.microsoft.com/office/word/2010/wordprocessingDrawing" xmlns:wp="http://schemas.openxmlformats.org/drawingml/2006/wordprocessingDrawing" xmlns:w10="urn:schemas-microsoft-com:office:word" xmlns:w="http://schemas.openxmlformats.org/wordprocessingml/2006/main" xmlns:w14="http://schemas.microsoft.com/office/word/2010/wordml" xmlns:w15="http://schemas.microsoft.com/office/word/2012/wordml" xmlns:w16cex="http://schemas.microsoft.com/office/word/2018/wordml/cex" xmlns:w16cid="http://schemas.microsoft.com/office/word/2016/wordml/cid" xmlns:w16="http://schemas.microsoft.com/office/word/2018/wordml" xmlns:w16du="http://schemas.microsoft.com/office/word/2023/wordml/word16du" xmlns:w16sdtdh="http://schemas.microsoft.com/office/word/2020/wordml/sdtdatahash" xmlns:w16sdtfl="http://schemas.microsoft.com/office/word/2024/wordml/sdtformatlock" xmlns:w16se="http://schemas.microsoft.com/office/word/2015/wordml/symex" xmlns:wpg="http://schemas.microsoft.com/office/word/2010/wordprocessingGroup" xmlns:wpi="http://schemas.microsoft.com/office/word/2010/wordprocessingInk" xmlns:wne="http://schemas.microsoft.com/office/word/2006/wordml" xmlns:wps="http://schemas.microsoft.com/office/word/2010/wordprocessingShape" mc:Ignorable="w14 w15 w16se w16cid w16 w16cex w16sdtdh w16sdtfl w16du wp14">
   <w:abstractNum w:abstractNumId="0" w15:restartNumberingAfterBreak="0">
     <w:nsid w:val="0D035893"/>
     <w:multiLevelType w:val="multilevel"/>
@@ -5822,20 +5899,20 @@
       </w:pPr>
     </w:lvl>
   </w:abstractNum>
-  <w:num w:numId="1">
+  <w:num w:numId="1" w16cid:durableId="911891256">
     <w:abstractNumId w:val="2"/>
   </w:num>
-  <w:num w:numId="2">
+  <w:num w:numId="2" w16cid:durableId="1401057405">
     <w:abstractNumId w:val="1"/>
   </w:num>
-  <w:num w:numId="3">
+  <w:num w:numId="3" w16cid:durableId="1868833606">
     <w:abstractNumId w:val="0"/>
   </w:num>
 </w:numbering>
 </file>
 
 <file path=word/styles.xml><?xml version="1.0" encoding="utf-8"?>
-<w:styles xmlns:mc="http://schemas.openxmlformats.org/markup-compatibility/2006" xmlns:r="http://schemas.openxmlformats.org/officeDocument/2006/relationships" xmlns:w="http://schemas.openxmlformats.org/wordprocessingml/2006/main" xmlns:w14="http://schemas.microsoft.com/office/word/2010/wordml" xmlns:w15="http://schemas.microsoft.com/office/word/2012/wordml" xmlns:w16cid="http://schemas.microsoft.com/office/word/2016/wordml/cid" xmlns:w16se="http://schemas.microsoft.com/office/word/2015/wordml/symex" mc:Ignorable="w14 w15 w16se w16cid">
+<w:styles xmlns:mc="http://schemas.openxmlformats.org/markup-compatibility/2006" xmlns:r="http://schemas.openxmlformats.org/officeDocument/2006/relationships" xmlns:w="http://schemas.openxmlformats.org/wordprocessingml/2006/main" xmlns:w14="http://schemas.microsoft.com/office/word/2010/wordml" xmlns:w15="http://schemas.microsoft.com/office/word/2012/wordml" xmlns:w16cex="http://schemas.microsoft.com/office/word/2018/wordml/cex" xmlns:w16cid="http://schemas.microsoft.com/office/word/2016/wordml/cid" xmlns:w16="http://schemas.microsoft.com/office/word/2018/wordml" xmlns:w16du="http://schemas.microsoft.com/office/word/2023/wordml/word16du" xmlns:w16sdtdh="http://schemas.microsoft.com/office/word/2020/wordml/sdtdatahash" xmlns:w16sdtfl="http://schemas.microsoft.com/office/word/2024/wordml/sdtformatlock" xmlns:w16se="http://schemas.microsoft.com/office/word/2015/wordml/symex" mc:Ignorable="w14 w15 w16se w16cid w16 w16cex w16sdtdh w16sdtfl w16du">
   <w:docDefaults>
     <w:rPrDefault>
       <w:rPr>
@@ -5851,7 +5928,7 @@
       </w:pPr>
     </w:pPrDefault>
   </w:docDefaults>
-  <w:latentStyles w:defLockedState="0" w:defUIPriority="99" w:defSemiHidden="0" w:defUnhideWhenUsed="0" w:defQFormat="0" w:count="375">
+  <w:latentStyles w:defLockedState="0" w:defUIPriority="99" w:defSemiHidden="0" w:defUnhideWhenUsed="0" w:defQFormat="0" w:count="376">
     <w:lsdException w:name="Normal" w:uiPriority="0" w:qFormat="1"/>
     <w:lsdException w:name="heading 1" w:uiPriority="9" w:qFormat="1"/>
     <w:lsdException w:name="heading 2" w:uiPriority="9" w:qFormat="1"/>
@@ -6005,7 +6082,7 @@
     <w:lsdException w:name="Table Web 2" w:semiHidden="1" w:unhideWhenUsed="1"/>
     <w:lsdException w:name="Table Web 3" w:semiHidden="1" w:unhideWhenUsed="1"/>
     <w:lsdException w:name="Balloon Text" w:semiHidden="1" w:unhideWhenUsed="1"/>
-    <w:lsdException w:name="Table Grid" w:semiHidden="1" w:uiPriority="39" w:unhideWhenUsed="1"/>
+    <w:lsdException w:name="Table Grid" w:uiPriority="39"/>
     <w:lsdException w:name="Table Theme" w:semiHidden="1" w:unhideWhenUsed="1"/>
     <w:lsdException w:name="Placeholder Text" w:semiHidden="1"/>
     <w:lsdException w:name="No Spacing" w:uiPriority="1" w:qFormat="1"/>
@@ -6226,6 +6303,7 @@
     <w:lsdException w:name="Smart Hyperlink" w:semiHidden="1" w:unhideWhenUsed="1"/>
     <w:lsdException w:name="Hashtag" w:semiHidden="1" w:unhideWhenUsed="1"/>
     <w:lsdException w:name="Unresolved Mention" w:semiHidden="1" w:unhideWhenUsed="1"/>
+    <w:lsdException w:name="Smart Link" w:semiHidden="1" w:unhideWhenUsed="1"/>
   </w:latentStyles>
   <w:style w:type="paragraph" w:default="1" w:styleId="a">
     <w:name w:val="Normal"/>
